--- a/Cours/6eme/SaintExupery/Chapitre_3_2/Documents/Chapitre 3 - Partie 2 - Fractions égales (Complet).docx
+++ b/Cours/6eme/SaintExupery/Chapitre_3_2/Documents/Chapitre 3 - Partie 2 - Fractions égales (Complet).docx
@@ -29,8 +29,9 @@
       <w:pPr>
         <w:sectPr>
           <w:headerReference w:type="default" r:id="rId8"/>
-          <w:headerReference w:type="first" r:id="rId9"/>
-          <w:footerReference w:type="first" r:id="rId10"/>
+          <w:footerReference w:type="default" r:id="rId9"/>
+          <w:headerReference w:type="first" r:id="rId10"/>
+          <w:footerReference w:type="first" r:id="rId11"/>
           <w:type w:val="continuous"/>
           <w:pgSz w:w="11906" w:h="16838"/>
           <w:pgMar w:top="1417" w:right="849" w:bottom="426" w:left="1134" w:header="708" w:footer="123" w:gutter="0"/>
@@ -1275,10 +1276,10 @@
                           <pic:cNvPicPr/>
                         </pic:nvPicPr>
                         <pic:blipFill>
-                          <a:blip r:embed="rId11">
+                          <a:blip r:embed="rId12">
                             <a:extLst>
                               <a:ext uri="{96DAC541-7B7A-43D3-8B79-37D633B846F1}">
-                                <asvg:svgBlip xmlns:asvg="http://schemas.microsoft.com/office/drawing/2016/SVG/main" r:embed="rId12"/>
+                                <asvg:svgBlip xmlns:asvg="http://schemas.microsoft.com/office/drawing/2016/SVG/main" r:embed="rId13"/>
                               </a:ext>
                             </a:extLst>
                           </a:blip>
@@ -1390,10 +1391,10 @@
                           <pic:cNvPicPr/>
                         </pic:nvPicPr>
                         <pic:blipFill>
-                          <a:blip r:embed="rId13">
+                          <a:blip r:embed="rId14">
                             <a:extLst>
                               <a:ext uri="{96DAC541-7B7A-43D3-8B79-37D633B846F1}">
-                                <asvg:svgBlip xmlns:asvg="http://schemas.microsoft.com/office/drawing/2016/SVG/main" r:embed="rId14"/>
+                                <asvg:svgBlip xmlns:asvg="http://schemas.microsoft.com/office/drawing/2016/SVG/main" r:embed="rId15"/>
                               </a:ext>
                             </a:extLst>
                           </a:blip>
@@ -1505,10 +1506,10 @@
                           <pic:cNvPicPr/>
                         </pic:nvPicPr>
                         <pic:blipFill>
-                          <a:blip r:embed="rId15">
+                          <a:blip r:embed="rId16">
                             <a:extLst>
                               <a:ext uri="{96DAC541-7B7A-43D3-8B79-37D633B846F1}">
-                                <asvg:svgBlip xmlns:asvg="http://schemas.microsoft.com/office/drawing/2016/SVG/main" r:embed="rId16"/>
+                                <asvg:svgBlip xmlns:asvg="http://schemas.microsoft.com/office/drawing/2016/SVG/main" r:embed="rId17"/>
                               </a:ext>
                             </a:extLst>
                           </a:blip>
@@ -1616,6 +1617,7 @@
                 <w:rStyle w:val="Accentuation"/>
                 <w:i w:val="0"/>
                 <w:iCs w:val="0"/>
+                <w:noProof/>
                 <w:color w:val="auto"/>
                 <w:sz w:val="28"/>
                 <w:szCs w:val="24"/>
@@ -1636,10 +1638,10 @@
                           <pic:cNvPicPr/>
                         </pic:nvPicPr>
                         <pic:blipFill>
-                          <a:blip r:embed="rId17">
+                          <a:blip r:embed="rId18">
                             <a:extLst>
                               <a:ext uri="{96DAC541-7B7A-43D3-8B79-37D633B846F1}">
-                                <asvg:svgBlip xmlns:asvg="http://schemas.microsoft.com/office/drawing/2016/SVG/main" r:embed="rId18"/>
+                                <asvg:svgBlip xmlns:asvg="http://schemas.microsoft.com/office/drawing/2016/SVG/main" r:embed="rId19"/>
                               </a:ext>
                             </a:extLst>
                           </a:blip>
@@ -1717,6 +1719,7 @@
                           <w:rPr>
                             <w:rStyle w:val="Accentuation"/>
                             <w:rFonts w:ascii="Cambria Math" w:hAnsi="Cambria Math"/>
+                            <w:i w:val="0"/>
                             <w:iCs w:val="0"/>
                             <w:color w:val="auto"/>
                             <w:sz w:val="40"/>
@@ -1782,6 +1785,7 @@
                 <w:rStyle w:val="Accentuation"/>
                 <w:i w:val="0"/>
                 <w:iCs w:val="0"/>
+                <w:noProof/>
                 <w:color w:val="auto"/>
                 <w:sz w:val="28"/>
                 <w:szCs w:val="24"/>
@@ -1802,10 +1806,10 @@
                           <pic:cNvPicPr/>
                         </pic:nvPicPr>
                         <pic:blipFill>
-                          <a:blip r:embed="rId19">
+                          <a:blip r:embed="rId20">
                             <a:extLst>
                               <a:ext uri="{96DAC541-7B7A-43D3-8B79-37D633B846F1}">
-                                <asvg:svgBlip xmlns:asvg="http://schemas.microsoft.com/office/drawing/2016/SVG/main" r:embed="rId20"/>
+                                <asvg:svgBlip xmlns:asvg="http://schemas.microsoft.com/office/drawing/2016/SVG/main" r:embed="rId21"/>
                               </a:ext>
                             </a:extLst>
                           </a:blip>
@@ -1883,6 +1887,7 @@
                           <w:rPr>
                             <w:rStyle w:val="Accentuation"/>
                             <w:rFonts w:ascii="Cambria Math" w:hAnsi="Cambria Math"/>
+                            <w:i w:val="0"/>
                             <w:iCs w:val="0"/>
                             <w:color w:val="auto"/>
                             <w:sz w:val="40"/>
@@ -1969,10 +1974,10 @@
                           <pic:cNvPicPr/>
                         </pic:nvPicPr>
                         <pic:blipFill>
-                          <a:blip r:embed="rId21">
+                          <a:blip r:embed="rId22">
                             <a:extLst>
                               <a:ext uri="{96DAC541-7B7A-43D3-8B79-37D633B846F1}">
-                                <asvg:svgBlip xmlns:asvg="http://schemas.microsoft.com/office/drawing/2016/SVG/main" r:embed="rId22"/>
+                                <asvg:svgBlip xmlns:asvg="http://schemas.microsoft.com/office/drawing/2016/SVG/main" r:embed="rId23"/>
                               </a:ext>
                             </a:extLst>
                           </a:blip>
@@ -2050,6 +2055,7 @@
                           <w:rPr>
                             <w:rStyle w:val="Accentuation"/>
                             <w:rFonts w:ascii="Cambria Math" w:hAnsi="Cambria Math"/>
+                            <w:i w:val="0"/>
                             <w:iCs w:val="0"/>
                             <w:color w:val="auto"/>
                             <w:sz w:val="40"/>
@@ -2136,10 +2142,10 @@
                           <pic:cNvPicPr/>
                         </pic:nvPicPr>
                         <pic:blipFill>
-                          <a:blip r:embed="rId23">
+                          <a:blip r:embed="rId24">
                             <a:extLst>
                               <a:ext uri="{96DAC541-7B7A-43D3-8B79-37D633B846F1}">
-                                <asvg:svgBlip xmlns:asvg="http://schemas.microsoft.com/office/drawing/2016/SVG/main" r:embed="rId24"/>
+                                <asvg:svgBlip xmlns:asvg="http://schemas.microsoft.com/office/drawing/2016/SVG/main" r:embed="rId25"/>
                               </a:ext>
                             </a:extLst>
                           </a:blip>
@@ -2177,11 +2183,12 @@
               <w:jc w:val="center"/>
               <w:rPr>
                 <w:rStyle w:val="Accentuation"/>
+                <w:rFonts w:eastAsiaTheme="minorEastAsia"/>
                 <w:i w:val="0"/>
                 <w:iCs w:val="0"/>
                 <w:color w:val="auto"/>
-                <w:sz w:val="28"/>
-                <w:szCs w:val="24"/>
+                <w:sz w:val="40"/>
+                <w:szCs w:val="36"/>
               </w:rPr>
             </w:pPr>
             <m:oMathPara>
@@ -2217,6 +2224,7 @@
                           <w:rPr>
                             <w:rStyle w:val="Accentuation"/>
                             <w:rFonts w:ascii="Cambria Math" w:hAnsi="Cambria Math"/>
+                            <w:i w:val="0"/>
                             <w:iCs w:val="0"/>
                             <w:color w:val="auto"/>
                             <w:sz w:val="40"/>
@@ -2260,9 +2268,81 @@
               </m:oMath>
             </m:oMathPara>
           </w:p>
+          <w:p>
+            <w:pPr>
+              <w:rPr>
+                <w:sz w:val="28"/>
+                <w:szCs w:val="24"/>
+              </w:rPr>
+            </w:pPr>
+          </w:p>
+          <w:p>
+            <w:pPr>
+              <w:rPr>
+                <w:sz w:val="28"/>
+                <w:szCs w:val="24"/>
+              </w:rPr>
+            </w:pPr>
+          </w:p>
+          <w:p>
+            <w:pPr>
+              <w:rPr>
+                <w:rStyle w:val="Accentuation"/>
+                <w:rFonts w:eastAsiaTheme="minorEastAsia"/>
+                <w:i w:val="0"/>
+                <w:iCs w:val="0"/>
+                <w:color w:val="auto"/>
+                <w:sz w:val="40"/>
+                <w:szCs w:val="36"/>
+              </w:rPr>
+            </w:pPr>
+          </w:p>
+          <w:p>
+            <w:pPr>
+              <w:rPr>
+                <w:sz w:val="28"/>
+                <w:szCs w:val="24"/>
+              </w:rPr>
+            </w:pPr>
+          </w:p>
+          <w:p>
+            <w:pPr>
+              <w:rPr>
+                <w:sz w:val="28"/>
+                <w:szCs w:val="24"/>
+              </w:rPr>
+            </w:pPr>
+          </w:p>
         </w:tc>
       </w:tr>
     </w:tbl>
+    <w:p>
+      <w:pPr>
+        <w:pStyle w:val="Titre1"/>
+        <w:rPr>
+          <w:rFonts w:ascii="Times New Roman" w:hAnsi="Times New Roman"/>
+        </w:rPr>
+      </w:pPr>
+      <w:r>
+        <w:lastRenderedPageBreak/>
+        <w:t>I</w:t>
+      </w:r>
+      <w:r>
+        <w:t>I</w:t>
+      </w:r>
+      <w:r>
+        <w:t>I</w:t>
+      </w:r>
+      <w:r>
+        <w:t xml:space="preserve"> – </w:t>
+      </w:r>
+      <w:r>
+        <w:t xml:space="preserve">Comparaison de fractions </w:t>
+      </w:r>
+      <w:r>
+        <w:t>:</w:t>
+      </w:r>
+    </w:p>
     <w:p>
       <w:pPr>
         <w:tabs>
@@ -2279,9 +2359,1176 @@
           <w:u w:val="dash"/>
         </w:rPr>
       </w:pPr>
+      <w:r>
+        <w:rPr>
+          <w:noProof/>
+          <w:lang w:eastAsia="fr-FR"/>
+        </w:rPr>
+        <mc:AlternateContent>
+          <mc:Choice Requires="wps">
+            <w:drawing>
+              <wp:inline distT="0" distB="0" distL="0" distR="0" wp14:anchorId="3C7A257E" wp14:editId="35105EDF">
+                <wp:extent cx="6228000" cy="1244600"/>
+                <wp:effectExtent l="57150" t="57150" r="20955" b="12700"/>
+                <wp:docPr id="6" name="Zone de texte 2"/>
+                <wp:cNvGraphicFramePr>
+                  <a:graphicFrameLocks xmlns:a="http://schemas.openxmlformats.org/drawingml/2006/main"/>
+                </wp:cNvGraphicFramePr>
+                <a:graphic xmlns:a="http://schemas.openxmlformats.org/drawingml/2006/main">
+                  <a:graphicData uri="http://schemas.microsoft.com/office/word/2010/wordprocessingShape">
+                    <wps:wsp>
+                      <wps:cNvSpPr txBox="1">
+                        <a:spLocks noChangeArrowheads="1"/>
+                      </wps:cNvSpPr>
+                      <wps:spPr bwMode="auto">
+                        <a:xfrm>
+                          <a:off x="0" y="0"/>
+                          <a:ext cx="6228000" cy="1244600"/>
+                        </a:xfrm>
+                        <a:prstGeom prst="rect">
+                          <a:avLst/>
+                        </a:prstGeom>
+                        <a:solidFill>
+                          <a:srgbClr val="FFFFFF"/>
+                        </a:solidFill>
+                        <a:ln w="12700" cmpd="dbl">
+                          <a:solidFill>
+                            <a:srgbClr val="000000"/>
+                          </a:solidFill>
+                          <a:miter lim="800000"/>
+                          <a:headEnd/>
+                          <a:tailEnd/>
+                        </a:ln>
+                        <a:effectLst>
+                          <a:outerShdw dist="63500" dir="13500000" algn="br" rotWithShape="0">
+                            <a:schemeClr val="bg1">
+                              <a:lumMod val="85000"/>
+                              <a:lumOff val="0"/>
+                            </a:schemeClr>
+                          </a:outerShdw>
+                        </a:effectLst>
+                      </wps:spPr>
+                      <wps:txbx>
+                        <w:txbxContent>
+                          <w:p>
+                            <w:pPr>
+                              <w:tabs>
+                                <w:tab w:val="left" w:pos="8760"/>
+                              </w:tabs>
+                              <w:rPr>
+                                <w:rFonts w:ascii="Cambria Math" w:hAnsi="Cambria Math"/>
+                                <w:b/>
+                                <w:bCs/>
+                                <w:u w:val="single"/>
+                              </w:rPr>
+                            </w:pPr>
+                            <w:r>
+                              <w:rPr>
+                                <w:rFonts w:ascii="Cambria Math" w:hAnsi="Cambria Math"/>
+                                <w:b/>
+                                <w:bCs/>
+                                <w:u w:val="single"/>
+                              </w:rPr>
+                              <w:t>Propriété :</w:t>
+                            </w:r>
+                          </w:p>
+                          <w:p>
+                            <w:pPr>
+                              <w:spacing w:after="0" w:line="240" w:lineRule="auto"/>
+                              <w:rPr>
+                                <w:rFonts w:ascii="Cambria Math" w:eastAsia="Times New Roman" w:hAnsi="Cambria Math" w:cs="Times New Roman"/>
+                                <w:lang w:eastAsia="fr-FR"/>
+                              </w:rPr>
+                            </w:pPr>
+                            <w:r>
+                              <w:rPr>
+                                <w:rFonts w:ascii="Cambria Math" w:eastAsia="Times New Roman" w:hAnsi="Cambria Math" w:cs="Times New Roman"/>
+                                <w:lang w:eastAsia="fr-FR"/>
+                              </w:rPr>
+                              <w:t xml:space="preserve">Pour </w:t>
+                            </w:r>
+                            <w:r>
+                              <w:rPr>
+                                <w:rFonts w:ascii="Cambria Math" w:eastAsia="Times New Roman" w:hAnsi="Cambria Math" w:cs="Times New Roman"/>
+                                <w:b/>
+                                <w:bCs/>
+                                <w:lang w:eastAsia="fr-FR"/>
+                              </w:rPr>
+                              <w:t>comparer</w:t>
+                            </w:r>
+                            <w:r>
+                              <w:rPr>
+                                <w:rFonts w:ascii="Cambria Math" w:eastAsia="Times New Roman" w:hAnsi="Cambria Math" w:cs="Times New Roman"/>
+                                <w:lang w:eastAsia="fr-FR"/>
+                              </w:rPr>
+                              <w:t xml:space="preserve"> deux fractions, il y a </w:t>
+                            </w:r>
+                            <w:r>
+                              <w:rPr>
+                                <w:rFonts w:ascii="Cambria Math" w:eastAsia="Times New Roman" w:hAnsi="Cambria Math" w:cs="Times New Roman"/>
+                                <w:lang w:eastAsia="fr-FR"/>
+                              </w:rPr>
+                              <w:t>deux possibilités</w:t>
+                            </w:r>
+                            <w:r>
+                              <w:rPr>
+                                <w:rFonts w:ascii="Cambria Math" w:eastAsia="Times New Roman" w:hAnsi="Cambria Math" w:cs="Times New Roman"/>
+                                <w:lang w:eastAsia="fr-FR"/>
+                              </w:rPr>
+                              <w:t xml:space="preserve"> :</w:t>
+                            </w:r>
+                          </w:p>
+                          <w:p>
+                            <w:pPr>
+                              <w:numPr>
+                                <w:ilvl w:val="0"/>
+                                <w:numId w:val="11"/>
+                              </w:numPr>
+                              <w:spacing w:before="100" w:beforeAutospacing="1" w:after="100" w:afterAutospacing="1" w:line="240" w:lineRule="auto"/>
+                              <w:rPr>
+                                <w:rFonts w:ascii="Cambria Math" w:eastAsia="Times New Roman" w:hAnsi="Cambria Math" w:cs="Times New Roman"/>
+                                <w:lang w:eastAsia="fr-FR"/>
+                              </w:rPr>
+                            </w:pPr>
+                            <w:r>
+                              <w:rPr>
+                                <w:rFonts w:ascii="Cambria Math" w:eastAsia="Times New Roman" w:hAnsi="Cambria Math" w:cs="Times New Roman"/>
+                                <w:b/>
+                                <w:bCs/>
+                                <w:lang w:eastAsia="fr-FR"/>
+                              </w:rPr>
+                              <w:t>Si</w:t>
+                            </w:r>
+                            <w:r>
+                              <w:rPr>
+                                <w:rFonts w:ascii="Cambria Math" w:eastAsia="Times New Roman" w:hAnsi="Cambria Math" w:cs="Times New Roman"/>
+                                <w:lang w:eastAsia="fr-FR"/>
+                              </w:rPr>
+                              <w:t xml:space="preserve"> elles ont le même dénominateur, </w:t>
+                            </w:r>
+                            <w:r>
+                              <w:rPr>
+                                <w:rFonts w:ascii="Cambria Math" w:eastAsia="Times New Roman" w:hAnsi="Cambria Math" w:cs="Times New Roman"/>
+                                <w:b/>
+                                <w:bCs/>
+                                <w:lang w:eastAsia="fr-FR"/>
+                              </w:rPr>
+                              <w:t>alors</w:t>
+                            </w:r>
+                            <w:r>
+                              <w:rPr>
+                                <w:rFonts w:ascii="Cambria Math" w:eastAsia="Times New Roman" w:hAnsi="Cambria Math" w:cs="Times New Roman"/>
+                                <w:lang w:eastAsia="fr-FR"/>
+                              </w:rPr>
+                              <w:t xml:space="preserve"> on compare leurs numérateurs.</w:t>
+                            </w:r>
+                          </w:p>
+                          <w:p>
+                            <w:pPr>
+                              <w:numPr>
+                                <w:ilvl w:val="0"/>
+                                <w:numId w:val="11"/>
+                              </w:numPr>
+                              <w:spacing w:before="100" w:beforeAutospacing="1" w:after="100" w:afterAutospacing="1" w:line="240" w:lineRule="auto"/>
+                              <w:rPr>
+                                <w:rFonts w:ascii="Cambria Math" w:eastAsia="Times New Roman" w:hAnsi="Cambria Math" w:cs="Times New Roman"/>
+                                <w:lang w:eastAsia="fr-FR"/>
+                              </w:rPr>
+                            </w:pPr>
+                            <w:r>
+                              <w:rPr>
+                                <w:rFonts w:ascii="Cambria Math" w:eastAsia="Times New Roman" w:hAnsi="Cambria Math" w:cs="Times New Roman"/>
+                                <w:b/>
+                                <w:bCs/>
+                                <w:lang w:eastAsia="fr-FR"/>
+                              </w:rPr>
+                              <w:t>Si</w:t>
+                            </w:r>
+                            <w:r>
+                              <w:rPr>
+                                <w:rFonts w:ascii="Cambria Math" w:eastAsia="Times New Roman" w:hAnsi="Cambria Math" w:cs="Times New Roman"/>
+                                <w:lang w:eastAsia="fr-FR"/>
+                              </w:rPr>
+                              <w:t xml:space="preserve"> elles ont </w:t>
+                            </w:r>
+                            <w:r>
+                              <w:rPr>
+                                <w:rFonts w:ascii="Cambria Math" w:eastAsia="Times New Roman" w:hAnsi="Cambria Math" w:cs="Times New Roman"/>
+                                <w:lang w:eastAsia="fr-FR"/>
+                              </w:rPr>
+                              <w:t>un dénominateur différent</w:t>
+                            </w:r>
+                            <w:r>
+                              <w:rPr>
+                                <w:rFonts w:ascii="Cambria Math" w:eastAsia="Times New Roman" w:hAnsi="Cambria Math" w:cs="Times New Roman"/>
+                                <w:lang w:eastAsia="fr-FR"/>
+                              </w:rPr>
+                              <w:t xml:space="preserve">, </w:t>
+                            </w:r>
+                            <w:r>
+                              <w:rPr>
+                                <w:rFonts w:ascii="Cambria Math" w:eastAsia="Times New Roman" w:hAnsi="Cambria Math" w:cs="Times New Roman"/>
+                                <w:b/>
+                                <w:bCs/>
+                                <w:lang w:eastAsia="fr-FR"/>
+                              </w:rPr>
+                              <w:t>alors</w:t>
+                            </w:r>
+                            <w:r>
+                              <w:rPr>
+                                <w:rFonts w:ascii="Cambria Math" w:eastAsia="Times New Roman" w:hAnsi="Cambria Math" w:cs="Times New Roman"/>
+                                <w:lang w:eastAsia="fr-FR"/>
+                              </w:rPr>
+                              <w:t xml:space="preserve"> on essaie de les mettre au même dénominateur ou de les comparer à une autre fraction.</w:t>
+                            </w:r>
+                          </w:p>
+                          <w:p>
+                            <w:pPr>
+                              <w:tabs>
+                                <w:tab w:val="left" w:pos="8760"/>
+                              </w:tabs>
+                              <w:rPr>
+                                <w:rFonts w:ascii="Cambria Math" w:hAnsi="Cambria Math"/>
+                                <w:i/>
+                                <w:color w:val="000000" w:themeColor="text1"/>
+                              </w:rPr>
+                            </w:pPr>
+                          </w:p>
+                        </w:txbxContent>
+                      </wps:txbx>
+                      <wps:bodyPr rot="0" vert="horz" wrap="square" lIns="91440" tIns="45720" rIns="91440" bIns="45720" anchor="t" anchorCtr="0" upright="1">
+                        <a:noAutofit/>
+                      </wps:bodyPr>
+                    </wps:wsp>
+                  </a:graphicData>
+                </a:graphic>
+              </wp:inline>
+            </w:drawing>
+          </mc:Choice>
+          <mc:Fallback>
+            <w:pict>
+              <v:shape w14:anchorId="3C7A257E" id="_x0000_s1027" type="#_x0000_t202" style="width:490.4pt;height:98pt;visibility:visible;mso-wrap-style:square;mso-left-percent:-10001;mso-top-percent:-10001;mso-position-horizontal:absolute;mso-position-horizontal-relative:char;mso-position-vertical:absolute;mso-position-vertical-relative:line;mso-left-percent:-10001;mso-top-percent:-10001;v-text-anchor:top" o:gfxdata="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" strokeweight="1pt">
+                <v:stroke linestyle="thinThin"/>
+                <v:shadow on="t" color="#d8d8d8 [2732]" origin=".5,.5" offset="-1.24725mm,-1.24725mm"/>
+                <v:textbox>
+                  <w:txbxContent>
+                    <w:p>
+                      <w:pPr>
+                        <w:tabs>
+                          <w:tab w:val="left" w:pos="8760"/>
+                        </w:tabs>
+                        <w:rPr>
+                          <w:rFonts w:ascii="Cambria Math" w:hAnsi="Cambria Math"/>
+                          <w:b/>
+                          <w:bCs/>
+                          <w:u w:val="single"/>
+                        </w:rPr>
+                      </w:pPr>
+                      <w:r>
+                        <w:rPr>
+                          <w:rFonts w:ascii="Cambria Math" w:hAnsi="Cambria Math"/>
+                          <w:b/>
+                          <w:bCs/>
+                          <w:u w:val="single"/>
+                        </w:rPr>
+                        <w:t>Propriété :</w:t>
+                      </w:r>
+                    </w:p>
+                    <w:p>
+                      <w:pPr>
+                        <w:spacing w:after="0" w:line="240" w:lineRule="auto"/>
+                        <w:rPr>
+                          <w:rFonts w:ascii="Cambria Math" w:eastAsia="Times New Roman" w:hAnsi="Cambria Math" w:cs="Times New Roman"/>
+                          <w:lang w:eastAsia="fr-FR"/>
+                        </w:rPr>
+                      </w:pPr>
+                      <w:r>
+                        <w:rPr>
+                          <w:rFonts w:ascii="Cambria Math" w:eastAsia="Times New Roman" w:hAnsi="Cambria Math" w:cs="Times New Roman"/>
+                          <w:lang w:eastAsia="fr-FR"/>
+                        </w:rPr>
+                        <w:t xml:space="preserve">Pour </w:t>
+                      </w:r>
+                      <w:r>
+                        <w:rPr>
+                          <w:rFonts w:ascii="Cambria Math" w:eastAsia="Times New Roman" w:hAnsi="Cambria Math" w:cs="Times New Roman"/>
+                          <w:b/>
+                          <w:bCs/>
+                          <w:lang w:eastAsia="fr-FR"/>
+                        </w:rPr>
+                        <w:t>comparer</w:t>
+                      </w:r>
+                      <w:r>
+                        <w:rPr>
+                          <w:rFonts w:ascii="Cambria Math" w:eastAsia="Times New Roman" w:hAnsi="Cambria Math" w:cs="Times New Roman"/>
+                          <w:lang w:eastAsia="fr-FR"/>
+                        </w:rPr>
+                        <w:t xml:space="preserve"> deux fractions, il y a </w:t>
+                      </w:r>
+                      <w:r>
+                        <w:rPr>
+                          <w:rFonts w:ascii="Cambria Math" w:eastAsia="Times New Roman" w:hAnsi="Cambria Math" w:cs="Times New Roman"/>
+                          <w:lang w:eastAsia="fr-FR"/>
+                        </w:rPr>
+                        <w:t>deux possibilités</w:t>
+                      </w:r>
+                      <w:r>
+                        <w:rPr>
+                          <w:rFonts w:ascii="Cambria Math" w:eastAsia="Times New Roman" w:hAnsi="Cambria Math" w:cs="Times New Roman"/>
+                          <w:lang w:eastAsia="fr-FR"/>
+                        </w:rPr>
+                        <w:t xml:space="preserve"> :</w:t>
+                      </w:r>
+                    </w:p>
+                    <w:p>
+                      <w:pPr>
+                        <w:numPr>
+                          <w:ilvl w:val="0"/>
+                          <w:numId w:val="11"/>
+                        </w:numPr>
+                        <w:spacing w:before="100" w:beforeAutospacing="1" w:after="100" w:afterAutospacing="1" w:line="240" w:lineRule="auto"/>
+                        <w:rPr>
+                          <w:rFonts w:ascii="Cambria Math" w:eastAsia="Times New Roman" w:hAnsi="Cambria Math" w:cs="Times New Roman"/>
+                          <w:lang w:eastAsia="fr-FR"/>
+                        </w:rPr>
+                      </w:pPr>
+                      <w:r>
+                        <w:rPr>
+                          <w:rFonts w:ascii="Cambria Math" w:eastAsia="Times New Roman" w:hAnsi="Cambria Math" w:cs="Times New Roman"/>
+                          <w:b/>
+                          <w:bCs/>
+                          <w:lang w:eastAsia="fr-FR"/>
+                        </w:rPr>
+                        <w:t>Si</w:t>
+                      </w:r>
+                      <w:r>
+                        <w:rPr>
+                          <w:rFonts w:ascii="Cambria Math" w:eastAsia="Times New Roman" w:hAnsi="Cambria Math" w:cs="Times New Roman"/>
+                          <w:lang w:eastAsia="fr-FR"/>
+                        </w:rPr>
+                        <w:t xml:space="preserve"> elles ont le même dénominateur, </w:t>
+                      </w:r>
+                      <w:r>
+                        <w:rPr>
+                          <w:rFonts w:ascii="Cambria Math" w:eastAsia="Times New Roman" w:hAnsi="Cambria Math" w:cs="Times New Roman"/>
+                          <w:b/>
+                          <w:bCs/>
+                          <w:lang w:eastAsia="fr-FR"/>
+                        </w:rPr>
+                        <w:t>alors</w:t>
+                      </w:r>
+                      <w:r>
+                        <w:rPr>
+                          <w:rFonts w:ascii="Cambria Math" w:eastAsia="Times New Roman" w:hAnsi="Cambria Math" w:cs="Times New Roman"/>
+                          <w:lang w:eastAsia="fr-FR"/>
+                        </w:rPr>
+                        <w:t xml:space="preserve"> on compare leurs numérateurs.</w:t>
+                      </w:r>
+                    </w:p>
+                    <w:p>
+                      <w:pPr>
+                        <w:numPr>
+                          <w:ilvl w:val="0"/>
+                          <w:numId w:val="11"/>
+                        </w:numPr>
+                        <w:spacing w:before="100" w:beforeAutospacing="1" w:after="100" w:afterAutospacing="1" w:line="240" w:lineRule="auto"/>
+                        <w:rPr>
+                          <w:rFonts w:ascii="Cambria Math" w:eastAsia="Times New Roman" w:hAnsi="Cambria Math" w:cs="Times New Roman"/>
+                          <w:lang w:eastAsia="fr-FR"/>
+                        </w:rPr>
+                      </w:pPr>
+                      <w:r>
+                        <w:rPr>
+                          <w:rFonts w:ascii="Cambria Math" w:eastAsia="Times New Roman" w:hAnsi="Cambria Math" w:cs="Times New Roman"/>
+                          <w:b/>
+                          <w:bCs/>
+                          <w:lang w:eastAsia="fr-FR"/>
+                        </w:rPr>
+                        <w:t>Si</w:t>
+                      </w:r>
+                      <w:r>
+                        <w:rPr>
+                          <w:rFonts w:ascii="Cambria Math" w:eastAsia="Times New Roman" w:hAnsi="Cambria Math" w:cs="Times New Roman"/>
+                          <w:lang w:eastAsia="fr-FR"/>
+                        </w:rPr>
+                        <w:t xml:space="preserve"> elles ont </w:t>
+                      </w:r>
+                      <w:r>
+                        <w:rPr>
+                          <w:rFonts w:ascii="Cambria Math" w:eastAsia="Times New Roman" w:hAnsi="Cambria Math" w:cs="Times New Roman"/>
+                          <w:lang w:eastAsia="fr-FR"/>
+                        </w:rPr>
+                        <w:t>un dénominateur différent</w:t>
+                      </w:r>
+                      <w:r>
+                        <w:rPr>
+                          <w:rFonts w:ascii="Cambria Math" w:eastAsia="Times New Roman" w:hAnsi="Cambria Math" w:cs="Times New Roman"/>
+                          <w:lang w:eastAsia="fr-FR"/>
+                        </w:rPr>
+                        <w:t xml:space="preserve">, </w:t>
+                      </w:r>
+                      <w:r>
+                        <w:rPr>
+                          <w:rFonts w:ascii="Cambria Math" w:eastAsia="Times New Roman" w:hAnsi="Cambria Math" w:cs="Times New Roman"/>
+                          <w:b/>
+                          <w:bCs/>
+                          <w:lang w:eastAsia="fr-FR"/>
+                        </w:rPr>
+                        <w:t>alors</w:t>
+                      </w:r>
+                      <w:r>
+                        <w:rPr>
+                          <w:rFonts w:ascii="Cambria Math" w:eastAsia="Times New Roman" w:hAnsi="Cambria Math" w:cs="Times New Roman"/>
+                          <w:lang w:eastAsia="fr-FR"/>
+                        </w:rPr>
+                        <w:t xml:space="preserve"> on essaie de les mettre au même dénominateur ou de les comparer à une autre fraction.</w:t>
+                      </w:r>
+                    </w:p>
+                    <w:p>
+                      <w:pPr>
+                        <w:tabs>
+                          <w:tab w:val="left" w:pos="8760"/>
+                        </w:tabs>
+                        <w:rPr>
+                          <w:rFonts w:ascii="Cambria Math" w:hAnsi="Cambria Math"/>
+                          <w:i/>
+                          <w:color w:val="000000" w:themeColor="text1"/>
+                        </w:rPr>
+                      </w:pPr>
+                    </w:p>
+                  </w:txbxContent>
+                </v:textbox>
+                <w10:anchorlock/>
+              </v:shape>
+            </w:pict>
+          </mc:Fallback>
+        </mc:AlternateContent>
+      </w:r>
+    </w:p>
+    <w:p>
+      <w:pPr>
+        <w:spacing w:before="240"/>
+        <w:rPr>
+          <w:b/>
+          <w:bCs/>
+          <w:sz w:val="24"/>
+          <w:szCs w:val="24"/>
+        </w:rPr>
+      </w:pPr>
+      <w:r>
+        <w:rPr>
+          <w:b/>
+          <w:bCs/>
+          <w:sz w:val="24"/>
+          <w:szCs w:val="24"/>
+        </w:rPr>
+        <w:t>Exemple :</w:t>
+      </w:r>
+    </w:p>
+    <w:p>
+      <w:pPr>
+        <w:pStyle w:val="Paragraphedeliste"/>
+        <w:numPr>
+          <w:ilvl w:val="0"/>
+          <w:numId w:val="12"/>
+        </w:numPr>
+        <w:spacing w:after="0" w:line="240" w:lineRule="auto"/>
+        <w:rPr>
+          <w:rFonts w:eastAsia="Times New Roman" w:cs="Times New Roman"/>
+          <w:lang w:eastAsia="fr-FR"/>
+        </w:rPr>
+      </w:pPr>
+      <w:r>
+        <w:rPr>
+          <w:rFonts w:eastAsia="Times New Roman" w:cs="Times New Roman"/>
+          <w:lang w:eastAsia="fr-FR"/>
+        </w:rPr>
+        <w:t>Pour</w:t>
+      </w:r>
+      <w:r>
+        <w:rPr>
+          <w:rFonts w:eastAsia="Times New Roman" w:cs="Times New Roman"/>
+          <w:lang w:eastAsia="fr-FR"/>
+        </w:rPr>
+        <w:t xml:space="preserve"> </w:t>
+      </w:r>
+      <m:oMath>
+        <m:f>
+          <m:fPr>
+            <m:ctrlPr>
+              <w:rPr>
+                <w:rFonts w:ascii="Cambria Math" w:eastAsia="Times New Roman" w:hAnsi="Cambria Math" w:cs="Times New Roman"/>
+                <w:i/>
+                <w:lang w:eastAsia="fr-FR"/>
+              </w:rPr>
+            </m:ctrlPr>
+          </m:fPr>
+          <m:num>
+            <m:r>
+              <w:rPr>
+                <w:rFonts w:ascii="Cambria Math" w:eastAsia="Times New Roman" w:hAnsi="Cambria Math" w:cs="Times New Roman"/>
+                <w:lang w:eastAsia="fr-FR"/>
+              </w:rPr>
+              <m:t>7</m:t>
+            </m:r>
+          </m:num>
+          <m:den>
+            <m:r>
+              <w:rPr>
+                <w:rFonts w:ascii="Cambria Math" w:eastAsia="Times New Roman" w:hAnsi="Cambria Math" w:cs="Times New Roman"/>
+                <w:lang w:eastAsia="fr-FR"/>
+              </w:rPr>
+              <m:t>10</m:t>
+            </m:r>
+          </m:den>
+        </m:f>
+      </m:oMath>
+      <w:r>
+        <w:rPr>
+          <w:rFonts w:eastAsia="Times New Roman" w:cs="Times New Roman"/>
+          <w:lang w:eastAsia="fr-FR"/>
+        </w:rPr>
+        <w:t xml:space="preserve"> et</w:t>
+      </w:r>
+      <w:r>
+        <w:rPr>
+          <w:rFonts w:eastAsia="Times New Roman" w:cs="Times New Roman"/>
+          <w:lang w:eastAsia="fr-FR"/>
+        </w:rPr>
+        <w:t xml:space="preserve"> </w:t>
+      </w:r>
+      <m:oMath>
+        <m:f>
+          <m:fPr>
+            <m:ctrlPr>
+              <w:rPr>
+                <w:rFonts w:ascii="Cambria Math" w:eastAsia="Times New Roman" w:hAnsi="Cambria Math" w:cs="Times New Roman"/>
+                <w:i/>
+                <w:lang w:eastAsia="fr-FR"/>
+              </w:rPr>
+            </m:ctrlPr>
+          </m:fPr>
+          <m:num>
+            <m:r>
+              <w:rPr>
+                <w:rFonts w:ascii="Cambria Math" w:eastAsia="Times New Roman" w:hAnsi="Cambria Math" w:cs="Times New Roman"/>
+                <w:lang w:eastAsia="fr-FR"/>
+              </w:rPr>
+              <m:t>3</m:t>
+            </m:r>
+          </m:num>
+          <m:den>
+            <m:r>
+              <w:rPr>
+                <w:rFonts w:ascii="Cambria Math" w:eastAsia="Times New Roman" w:hAnsi="Cambria Math" w:cs="Times New Roman"/>
+                <w:lang w:eastAsia="fr-FR"/>
+              </w:rPr>
+              <m:t>10</m:t>
+            </m:r>
+          </m:den>
+        </m:f>
+      </m:oMath>
+      <w:r>
+        <w:rPr>
+          <w:rFonts w:eastAsia="Times New Roman" w:cs="Times New Roman"/>
+          <w:lang w:eastAsia="fr-FR"/>
+        </w:rPr>
+        <w:t xml:space="preserve">, les dénominateurs sont identiques, </w:t>
+      </w:r>
+      <m:oMath>
+        <m:r>
+          <w:rPr>
+            <w:rFonts w:ascii="Cambria Math" w:eastAsia="Times New Roman" w:hAnsi="Cambria Math" w:cs="Times New Roman"/>
+            <w:lang w:eastAsia="fr-FR"/>
+          </w:rPr>
+          <m:t>3&lt;7</m:t>
+        </m:r>
+      </m:oMath>
+      <w:r>
+        <w:rPr>
+          <w:rFonts w:eastAsia="Times New Roman" w:cs="Times New Roman"/>
+          <w:lang w:eastAsia="fr-FR"/>
+        </w:rPr>
+        <w:t xml:space="preserve"> </w:t>
+      </w:r>
+      <w:r>
+        <w:rPr>
+          <w:rFonts w:eastAsia="Times New Roman" w:cs="Times New Roman"/>
+          <w:lang w:eastAsia="fr-FR"/>
+        </w:rPr>
+        <w:t xml:space="preserve">donc </w:t>
+      </w:r>
+      <m:oMath>
+        <m:f>
+          <m:fPr>
+            <m:ctrlPr>
+              <w:rPr>
+                <w:rFonts w:ascii="Cambria Math" w:eastAsia="Times New Roman" w:hAnsi="Cambria Math" w:cs="Times New Roman"/>
+                <w:i/>
+                <w:lang w:eastAsia="fr-FR"/>
+              </w:rPr>
+            </m:ctrlPr>
+          </m:fPr>
+          <m:num>
+            <m:r>
+              <w:rPr>
+                <w:rFonts w:ascii="Cambria Math" w:eastAsia="Times New Roman" w:hAnsi="Cambria Math" w:cs="Times New Roman"/>
+                <w:lang w:eastAsia="fr-FR"/>
+              </w:rPr>
+              <m:t>3</m:t>
+            </m:r>
+          </m:num>
+          <m:den>
+            <m:r>
+              <w:rPr>
+                <w:rFonts w:ascii="Cambria Math" w:eastAsia="Times New Roman" w:hAnsi="Cambria Math" w:cs="Times New Roman"/>
+                <w:lang w:eastAsia="fr-FR"/>
+              </w:rPr>
+              <m:t>10</m:t>
+            </m:r>
+          </m:den>
+        </m:f>
+        <m:r>
+          <w:rPr>
+            <w:rFonts w:ascii="Cambria Math" w:eastAsia="Times New Roman" w:hAnsi="Cambria Math" w:cs="Times New Roman"/>
+            <w:lang w:eastAsia="fr-FR"/>
+          </w:rPr>
+          <m:t>&lt;</m:t>
+        </m:r>
+        <m:f>
+          <m:fPr>
+            <m:ctrlPr>
+              <w:rPr>
+                <w:rFonts w:ascii="Cambria Math" w:eastAsia="Times New Roman" w:hAnsi="Cambria Math" w:cs="Times New Roman"/>
+                <w:i/>
+                <w:lang w:eastAsia="fr-FR"/>
+              </w:rPr>
+            </m:ctrlPr>
+          </m:fPr>
+          <m:num>
+            <m:r>
+              <w:rPr>
+                <w:rFonts w:ascii="Cambria Math" w:eastAsia="Times New Roman" w:hAnsi="Cambria Math" w:cs="Times New Roman"/>
+                <w:lang w:eastAsia="fr-FR"/>
+              </w:rPr>
+              <m:t>7</m:t>
+            </m:r>
+          </m:num>
+          <m:den>
+            <m:r>
+              <w:rPr>
+                <w:rFonts w:ascii="Cambria Math" w:eastAsia="Times New Roman" w:hAnsi="Cambria Math" w:cs="Times New Roman"/>
+                <w:lang w:eastAsia="fr-FR"/>
+              </w:rPr>
+              <m:t>10</m:t>
+            </m:r>
+          </m:den>
+        </m:f>
+      </m:oMath>
+      <w:r>
+        <w:rPr>
+          <w:rFonts w:eastAsia="Times New Roman" w:cs="Times New Roman"/>
+          <w:lang w:eastAsia="fr-FR"/>
+        </w:rPr>
+        <w:t>.</w:t>
+      </w:r>
+    </w:p>
+    <w:p>
+      <w:pPr>
+        <w:pStyle w:val="Paragraphedeliste"/>
+        <w:numPr>
+          <w:ilvl w:val="0"/>
+          <w:numId w:val="12"/>
+        </w:numPr>
+        <w:spacing w:after="0" w:line="240" w:lineRule="auto"/>
+        <w:rPr>
+          <w:rFonts w:eastAsia="Times New Roman" w:cs="Times New Roman"/>
+          <w:lang w:eastAsia="fr-FR"/>
+        </w:rPr>
+      </w:pPr>
+      <w:r>
+        <w:rPr>
+          <w:rFonts w:eastAsia="Times New Roman" w:cs="Times New Roman"/>
+          <w:lang w:eastAsia="fr-FR"/>
+        </w:rPr>
+        <w:t xml:space="preserve">Pour </w:t>
+      </w:r>
+      <m:oMath>
+        <m:f>
+          <m:fPr>
+            <m:ctrlPr>
+              <w:rPr>
+                <w:rFonts w:ascii="Cambria Math" w:eastAsia="Times New Roman" w:hAnsi="Cambria Math" w:cs="Times New Roman"/>
+                <w:i/>
+                <w:lang w:eastAsia="fr-FR"/>
+              </w:rPr>
+            </m:ctrlPr>
+          </m:fPr>
+          <m:num>
+            <m:r>
+              <w:rPr>
+                <w:rFonts w:ascii="Cambria Math" w:eastAsia="Times New Roman" w:hAnsi="Cambria Math" w:cs="Times New Roman"/>
+                <w:lang w:eastAsia="fr-FR"/>
+              </w:rPr>
+              <m:t>7</m:t>
+            </m:r>
+          </m:num>
+          <m:den>
+            <m:r>
+              <w:rPr>
+                <w:rFonts w:ascii="Cambria Math" w:eastAsia="Times New Roman" w:hAnsi="Cambria Math" w:cs="Times New Roman"/>
+                <w:lang w:eastAsia="fr-FR"/>
+              </w:rPr>
+              <m:t>10</m:t>
+            </m:r>
+          </m:den>
+        </m:f>
+      </m:oMath>
+      <w:r>
+        <w:rPr>
+          <w:rFonts w:eastAsia="Times New Roman" w:cs="Times New Roman"/>
+          <w:lang w:eastAsia="fr-FR"/>
+        </w:rPr>
+        <w:t xml:space="preserve"> </w:t>
+      </w:r>
+      <w:r>
+        <w:rPr>
+          <w:rFonts w:eastAsia="Times New Roman" w:cs="Times New Roman"/>
+          <w:lang w:eastAsia="fr-FR"/>
+        </w:rPr>
+        <w:t xml:space="preserve">et </w:t>
+      </w:r>
+      <m:oMath>
+        <m:f>
+          <m:fPr>
+            <m:ctrlPr>
+              <w:rPr>
+                <w:rFonts w:ascii="Cambria Math" w:eastAsia="Times New Roman" w:hAnsi="Cambria Math" w:cs="Times New Roman"/>
+                <w:i/>
+                <w:lang w:eastAsia="fr-FR"/>
+              </w:rPr>
+            </m:ctrlPr>
+          </m:fPr>
+          <m:num>
+            <m:r>
+              <w:rPr>
+                <w:rFonts w:ascii="Cambria Math" w:eastAsia="Times New Roman" w:hAnsi="Cambria Math" w:cs="Times New Roman"/>
+                <w:lang w:eastAsia="fr-FR"/>
+              </w:rPr>
+              <m:t>22</m:t>
+            </m:r>
+          </m:num>
+          <m:den>
+            <m:r>
+              <w:rPr>
+                <w:rFonts w:ascii="Cambria Math" w:eastAsia="Times New Roman" w:hAnsi="Cambria Math" w:cs="Times New Roman"/>
+                <w:lang w:eastAsia="fr-FR"/>
+              </w:rPr>
+              <m:t>30</m:t>
+            </m:r>
+          </m:den>
+        </m:f>
+      </m:oMath>
+      <w:r>
+        <w:rPr>
+          <w:rFonts w:eastAsia="Times New Roman" w:cs="Times New Roman"/>
+          <w:lang w:eastAsia="fr-FR"/>
+        </w:rPr>
+        <w:t>, les dénominateurs sont différents</w:t>
+      </w:r>
+      <w:r>
+        <w:rPr>
+          <w:rFonts w:eastAsia="Times New Roman" w:cs="Times New Roman"/>
+          <w:lang w:eastAsia="fr-FR"/>
+        </w:rPr>
+        <w:t>.</w:t>
+      </w:r>
+    </w:p>
+    <w:p>
+      <w:pPr>
+        <w:pStyle w:val="Paragraphedeliste"/>
+        <w:spacing w:after="0" w:line="240" w:lineRule="auto"/>
+        <w:rPr>
+          <w:rFonts w:eastAsia="Times New Roman" w:cs="Times New Roman"/>
+          <w:lang w:eastAsia="fr-FR"/>
+        </w:rPr>
+      </w:pPr>
+      <w:r>
+        <w:rPr>
+          <w:rFonts w:eastAsia="Times New Roman" w:cs="Times New Roman"/>
+          <w:lang w:eastAsia="fr-FR"/>
+        </w:rPr>
+        <w:t>O</w:t>
+      </w:r>
+      <w:r>
+        <w:rPr>
+          <w:rFonts w:eastAsia="Times New Roman" w:cs="Times New Roman"/>
+          <w:lang w:eastAsia="fr-FR"/>
+        </w:rPr>
+        <w:t xml:space="preserve">n les </w:t>
+      </w:r>
+      <w:r>
+        <w:rPr>
+          <w:rFonts w:eastAsia="Times New Roman" w:cs="Times New Roman"/>
+          <w:lang w:eastAsia="fr-FR"/>
+        </w:rPr>
+        <w:t>met</w:t>
+      </w:r>
+      <w:r>
+        <w:rPr>
+          <w:rFonts w:eastAsia="Times New Roman" w:cs="Times New Roman"/>
+          <w:lang w:eastAsia="fr-FR"/>
+        </w:rPr>
+        <w:t xml:space="preserve"> au même dénominateur : </w:t>
+      </w:r>
+      <m:oMath>
+        <m:f>
+          <m:fPr>
+            <m:ctrlPr>
+              <w:rPr>
+                <w:rFonts w:ascii="Cambria Math" w:eastAsia="Times New Roman" w:hAnsi="Cambria Math" w:cs="Times New Roman"/>
+                <w:i/>
+                <w:lang w:eastAsia="fr-FR"/>
+              </w:rPr>
+            </m:ctrlPr>
+          </m:fPr>
+          <m:num>
+            <m:r>
+              <w:rPr>
+                <w:rFonts w:ascii="Cambria Math" w:eastAsia="Times New Roman" w:hAnsi="Cambria Math" w:cs="Times New Roman"/>
+                <w:lang w:eastAsia="fr-FR"/>
+              </w:rPr>
+              <m:t>7</m:t>
+            </m:r>
+          </m:num>
+          <m:den>
+            <m:r>
+              <w:rPr>
+                <w:rFonts w:ascii="Cambria Math" w:eastAsia="Times New Roman" w:hAnsi="Cambria Math" w:cs="Times New Roman"/>
+                <w:lang w:eastAsia="fr-FR"/>
+              </w:rPr>
+              <m:t>10</m:t>
+            </m:r>
+          </m:den>
+        </m:f>
+        <m:r>
+          <w:rPr>
+            <w:rFonts w:ascii="Cambria Math" w:eastAsia="Times New Roman" w:hAnsi="Cambria Math" w:cs="Times New Roman"/>
+            <w:lang w:eastAsia="fr-FR"/>
+          </w:rPr>
+          <m:t>=</m:t>
+        </m:r>
+        <m:f>
+          <m:fPr>
+            <m:ctrlPr>
+              <w:rPr>
+                <w:rFonts w:ascii="Cambria Math" w:eastAsia="Times New Roman" w:hAnsi="Cambria Math" w:cs="Times New Roman"/>
+                <w:i/>
+                <w:lang w:eastAsia="fr-FR"/>
+              </w:rPr>
+            </m:ctrlPr>
+          </m:fPr>
+          <m:num>
+            <m:r>
+              <w:rPr>
+                <w:rFonts w:ascii="Cambria Math" w:eastAsia="Times New Roman" w:hAnsi="Cambria Math" w:cs="Times New Roman"/>
+                <w:lang w:eastAsia="fr-FR"/>
+              </w:rPr>
+              <m:t>7×3</m:t>
+            </m:r>
+          </m:num>
+          <m:den>
+            <m:r>
+              <w:rPr>
+                <w:rFonts w:ascii="Cambria Math" w:eastAsia="Times New Roman" w:hAnsi="Cambria Math" w:cs="Times New Roman"/>
+                <w:lang w:eastAsia="fr-FR"/>
+              </w:rPr>
+              <m:t>10×3</m:t>
+            </m:r>
+          </m:den>
+        </m:f>
+        <m:r>
+          <w:rPr>
+            <w:rFonts w:ascii="Cambria Math" w:eastAsia="Times New Roman" w:hAnsi="Cambria Math" w:cs="Times New Roman"/>
+            <w:lang w:eastAsia="fr-FR"/>
+          </w:rPr>
+          <m:t>=</m:t>
+        </m:r>
+        <m:f>
+          <m:fPr>
+            <m:ctrlPr>
+              <w:rPr>
+                <w:rFonts w:ascii="Cambria Math" w:eastAsia="Times New Roman" w:hAnsi="Cambria Math" w:cs="Times New Roman"/>
+                <w:i/>
+                <w:lang w:eastAsia="fr-FR"/>
+              </w:rPr>
+            </m:ctrlPr>
+          </m:fPr>
+          <m:num>
+            <m:r>
+              <w:rPr>
+                <w:rFonts w:ascii="Cambria Math" w:eastAsia="Times New Roman" w:hAnsi="Cambria Math" w:cs="Times New Roman"/>
+                <w:lang w:eastAsia="fr-FR"/>
+              </w:rPr>
+              <m:t>21</m:t>
+            </m:r>
+          </m:num>
+          <m:den>
+            <m:r>
+              <w:rPr>
+                <w:rFonts w:ascii="Cambria Math" w:eastAsia="Times New Roman" w:hAnsi="Cambria Math" w:cs="Times New Roman"/>
+                <w:lang w:eastAsia="fr-FR"/>
+              </w:rPr>
+              <m:t>30</m:t>
+            </m:r>
+          </m:den>
+        </m:f>
+      </m:oMath>
+      <w:r>
+        <w:rPr>
+          <w:rFonts w:eastAsia="Times New Roman" w:cs="Times New Roman"/>
+          <w:lang w:eastAsia="fr-FR"/>
+        </w:rPr>
+        <w:br/>
+        <w:t>or</w:t>
+      </w:r>
+      <w:r>
+        <w:rPr>
+          <w:rFonts w:eastAsia="Times New Roman" w:cs="Times New Roman"/>
+          <w:lang w:eastAsia="fr-FR"/>
+        </w:rPr>
+        <w:t xml:space="preserve"> </w:t>
+      </w:r>
+      <m:oMath>
+        <m:r>
+          <w:rPr>
+            <w:rFonts w:ascii="Cambria Math" w:eastAsia="Times New Roman" w:hAnsi="Cambria Math" w:cs="Times New Roman"/>
+            <w:lang w:eastAsia="fr-FR"/>
+          </w:rPr>
+          <m:t>21&lt;22</m:t>
+        </m:r>
+      </m:oMath>
+      <w:r>
+        <w:rPr>
+          <w:rFonts w:eastAsia="Times New Roman" w:cs="Times New Roman"/>
+          <w:lang w:eastAsia="fr-FR"/>
+        </w:rPr>
+        <w:t xml:space="preserve"> donc </w:t>
+      </w:r>
+      <m:oMath>
+        <m:f>
+          <m:fPr>
+            <m:ctrlPr>
+              <w:rPr>
+                <w:rFonts w:ascii="Cambria Math" w:eastAsia="Times New Roman" w:hAnsi="Cambria Math" w:cs="Times New Roman"/>
+                <w:i/>
+                <w:lang w:eastAsia="fr-FR"/>
+              </w:rPr>
+            </m:ctrlPr>
+          </m:fPr>
+          <m:num>
+            <m:r>
+              <w:rPr>
+                <w:rFonts w:ascii="Cambria Math" w:eastAsia="Times New Roman" w:hAnsi="Cambria Math" w:cs="Times New Roman"/>
+                <w:lang w:eastAsia="fr-FR"/>
+              </w:rPr>
+              <m:t>7</m:t>
+            </m:r>
+          </m:num>
+          <m:den>
+            <m:r>
+              <w:rPr>
+                <w:rFonts w:ascii="Cambria Math" w:eastAsia="Times New Roman" w:hAnsi="Cambria Math" w:cs="Times New Roman"/>
+                <w:lang w:eastAsia="fr-FR"/>
+              </w:rPr>
+              <m:t>10</m:t>
+            </m:r>
+          </m:den>
+        </m:f>
+        <m:r>
+          <w:rPr>
+            <w:rFonts w:ascii="Cambria Math" w:eastAsia="Times New Roman" w:hAnsi="Cambria Math" w:cs="Times New Roman"/>
+            <w:lang w:eastAsia="fr-FR"/>
+          </w:rPr>
+          <m:t>&lt;</m:t>
+        </m:r>
+        <m:f>
+          <m:fPr>
+            <m:ctrlPr>
+              <w:rPr>
+                <w:rFonts w:ascii="Cambria Math" w:eastAsia="Times New Roman" w:hAnsi="Cambria Math" w:cs="Times New Roman"/>
+                <w:i/>
+                <w:lang w:eastAsia="fr-FR"/>
+              </w:rPr>
+            </m:ctrlPr>
+          </m:fPr>
+          <m:num>
+            <m:r>
+              <w:rPr>
+                <w:rFonts w:ascii="Cambria Math" w:eastAsia="Times New Roman" w:hAnsi="Cambria Math" w:cs="Times New Roman"/>
+                <w:lang w:eastAsia="fr-FR"/>
+              </w:rPr>
+              <m:t>22</m:t>
+            </m:r>
+          </m:num>
+          <m:den>
+            <m:r>
+              <w:rPr>
+                <w:rFonts w:ascii="Cambria Math" w:eastAsia="Times New Roman" w:hAnsi="Cambria Math" w:cs="Times New Roman"/>
+                <w:lang w:eastAsia="fr-FR"/>
+              </w:rPr>
+              <m:t>30</m:t>
+            </m:r>
+          </m:den>
+        </m:f>
+      </m:oMath>
+      <w:r>
+        <w:rPr>
+          <w:rFonts w:eastAsia="Times New Roman" w:cs="Times New Roman"/>
+          <w:lang w:eastAsia="fr-FR"/>
+        </w:rPr>
+        <w:t>.</w:t>
+      </w:r>
+    </w:p>
+    <w:p>
+      <w:pPr>
+        <w:tabs>
+          <w:tab w:val="left" w:pos="9072"/>
+        </w:tabs>
+        <w:spacing w:before="240" w:line="240" w:lineRule="auto"/>
+        <w:rPr>
+          <w:rStyle w:val="Accentuationlgre"/>
+          <w:sz w:val="24"/>
+          <w:szCs w:val="24"/>
+        </w:rPr>
+      </w:pPr>
+      <w:r>
+        <w:rPr>
+          <w:rStyle w:val="Accentuationlgre"/>
+          <w:sz w:val="24"/>
+          <w:szCs w:val="24"/>
+        </w:rPr>
+        <w:t>Remarques :</w:t>
+      </w:r>
+    </w:p>
+    <w:p>
+      <w:pPr>
+        <w:pStyle w:val="Paragraphedeliste"/>
+        <w:numPr>
+          <w:ilvl w:val="0"/>
+          <w:numId w:val="13"/>
+        </w:numPr>
+        <w:spacing w:after="0" w:line="240" w:lineRule="auto"/>
+        <w:ind w:left="142"/>
+        <w:rPr>
+          <w:rFonts w:eastAsia="Times New Roman" w:cs="Times New Roman"/>
+          <w:lang w:eastAsia="fr-FR"/>
+        </w:rPr>
+      </w:pPr>
+      <w:r>
+        <w:rPr>
+          <w:rFonts w:eastAsia="Times New Roman" w:cs="Times New Roman"/>
+          <w:lang w:eastAsia="fr-FR"/>
+        </w:rPr>
+        <w:t xml:space="preserve">Lorsque le numérateur est </w:t>
+      </w:r>
+      <w:r>
+        <w:rPr>
+          <w:rFonts w:eastAsia="Times New Roman" w:cs="Times New Roman"/>
+          <w:b/>
+          <w:bCs/>
+          <w:lang w:eastAsia="fr-FR"/>
+        </w:rPr>
+        <w:t>inférieur</w:t>
+      </w:r>
+      <w:r>
+        <w:rPr>
+          <w:rFonts w:eastAsia="Times New Roman" w:cs="Times New Roman"/>
+          <w:lang w:eastAsia="fr-FR"/>
+        </w:rPr>
+        <w:t xml:space="preserve"> au dénominateur, la fraction est </w:t>
+      </w:r>
+      <w:r>
+        <w:rPr>
+          <w:rFonts w:eastAsia="Times New Roman" w:cs="Times New Roman"/>
+          <w:b/>
+          <w:bCs/>
+          <w:lang w:eastAsia="fr-FR"/>
+        </w:rPr>
+        <w:t>inférieure</w:t>
+      </w:r>
+      <w:r>
+        <w:rPr>
+          <w:rFonts w:eastAsia="Times New Roman" w:cs="Times New Roman"/>
+          <w:lang w:eastAsia="fr-FR"/>
+        </w:rPr>
+        <w:t xml:space="preserve"> à 1.</w:t>
+      </w:r>
+    </w:p>
+    <w:p>
+      <w:pPr>
+        <w:pStyle w:val="Paragraphedeliste"/>
+        <w:numPr>
+          <w:ilvl w:val="0"/>
+          <w:numId w:val="13"/>
+        </w:numPr>
+        <w:tabs>
+          <w:tab w:val="left" w:pos="9072"/>
+        </w:tabs>
+        <w:spacing w:before="240" w:after="0" w:line="240" w:lineRule="auto"/>
+        <w:ind w:left="142"/>
+        <w:rPr>
+          <w:rStyle w:val="Accentuation"/>
+          <w:i w:val="0"/>
+          <w:iCs w:val="0"/>
+          <w:color w:val="auto"/>
+          <w:sz w:val="20"/>
+          <w:szCs w:val="18"/>
+          <w:u w:val="dash"/>
+        </w:rPr>
+      </w:pPr>
+      <w:r>
+        <w:rPr>
+          <w:rFonts w:eastAsia="Times New Roman" w:cs="Times New Roman"/>
+          <w:lang w:eastAsia="fr-FR"/>
+        </w:rPr>
+        <w:t xml:space="preserve">Lorsque le numérateur est </w:t>
+      </w:r>
+      <w:r>
+        <w:rPr>
+          <w:rFonts w:eastAsia="Times New Roman" w:cs="Times New Roman"/>
+          <w:b/>
+          <w:bCs/>
+          <w:lang w:eastAsia="fr-FR"/>
+        </w:rPr>
+        <w:t>supérieur</w:t>
+      </w:r>
+      <w:r>
+        <w:rPr>
+          <w:rFonts w:eastAsia="Times New Roman" w:cs="Times New Roman"/>
+          <w:lang w:eastAsia="fr-FR"/>
+        </w:rPr>
+        <w:t xml:space="preserve"> au dénominateur, la fraction est </w:t>
+      </w:r>
+      <w:r>
+        <w:rPr>
+          <w:rFonts w:eastAsia="Times New Roman" w:cs="Times New Roman"/>
+          <w:b/>
+          <w:bCs/>
+          <w:lang w:eastAsia="fr-FR"/>
+        </w:rPr>
+        <w:t>supérieure</w:t>
+      </w:r>
+      <w:r>
+        <w:rPr>
+          <w:rFonts w:eastAsia="Times New Roman" w:cs="Times New Roman"/>
+          <w:lang w:eastAsia="fr-FR"/>
+        </w:rPr>
+        <w:t xml:space="preserve"> à 1.</w:t>
+      </w:r>
     </w:p>
     <w:sectPr>
-      <w:headerReference w:type="first" r:id="rId25"/>
+      <w:headerReference w:type="first" r:id="rId26"/>
       <w:type w:val="continuous"/>
       <w:pgSz w:w="11906" w:h="16838"/>
       <w:pgMar w:top="420" w:right="849" w:bottom="426" w:left="1134" w:header="428" w:footer="123" w:gutter="0"/>
@@ -2319,6 +3566,206 @@
 </file>
 
 <file path=word/footer1.xml><?xml version="1.0" encoding="utf-8"?>
+<w:ftr xmlns:wpc="http://schemas.microsoft.com/office/word/2010/wordprocessingCanvas" xmlns:cx="http://schemas.microsoft.com/office/drawing/2014/chartex" xmlns:cx1="http://schemas.microsoft.com/office/drawing/2015/9/8/chartex" xmlns:cx2="http://schemas.microsoft.com/office/drawing/2015/10/21/chartex" xmlns:cx3="http://schemas.microsoft.com/office/drawing/2016/5/9/chartex" xmlns:cx4="http://schemas.microsoft.com/office/drawing/2016/5/10/chartex" xmlns:cx5="http://schemas.microsoft.com/office/drawing/2016/5/11/chartex" xmlns:cx6="http://schemas.microsoft.com/office/drawing/2016/5/12/chartex" xmlns:cx7="http://schemas.microsoft.com/office/drawing/2016/5/13/chartex" xmlns:cx8="http://schemas.microsoft.com/office/drawing/2016/5/14/chartex" xmlns:mc="http://schemas.openxmlformats.org/markup-compatibility/2006" xmlns:aink="http://schemas.microsoft.com/office/drawing/2016/ink" xmlns:am3d="http://schemas.microsoft.com/office/drawing/2017/model3d" xmlns:o="urn:schemas-microsoft-com:office:office" xmlns:oel="http://schemas.microsoft.com/office/2019/extlst" xmlns:r="http://schemas.openxmlformats.org/officeDocument/2006/relationships" xmlns:m="http://schemas.openxmlformats.org/officeDocument/2006/math" xmlns:v="urn:schemas-microsoft-com:vml" xmlns:wp14="http://schemas.microsoft.com/office/word/2010/wordprocessingDrawing" xmlns:wp="http://schemas.openxmlformats.org/drawingml/2006/wordprocessingDrawing" xmlns:w10="urn:schemas-microsoft-com:office:word" xmlns:w="http://schemas.openxmlformats.org/wordprocessingml/2006/main" xmlns:w14="http://schemas.microsoft.com/office/word/2010/wordml" xmlns:w15="http://schemas.microsoft.com/office/word/2012/wordml" xmlns:w16cex="http://schemas.microsoft.com/office/word/2018/wordml/cex" xmlns:w16cid="http://schemas.microsoft.com/office/word/2016/wordml/cid" xmlns:w16="http://schemas.microsoft.com/office/word/2018/wordml" xmlns:w16sdtdh="http://schemas.microsoft.com/office/word/2020/wordml/sdtdatahash" xmlns:w16se="http://schemas.microsoft.com/office/word/2015/wordml/symex" xmlns:wpg="http://schemas.microsoft.com/office/word/2010/wordprocessingGroup" xmlns:wpi="http://schemas.microsoft.com/office/word/2010/wordprocessingInk" xmlns:wne="http://schemas.microsoft.com/office/word/2006/wordml" xmlns:wps="http://schemas.microsoft.com/office/word/2010/wordprocessingShape" mc:Ignorable="w14 w15 w16se w16cid w16 w16cex w16sdtdh wp14">
+  <w:p>
+    <w:pPr>
+      <w:pStyle w:val="Pieddepage"/>
+    </w:pPr>
+    <w:r>
+      <w:rPr>
+        <w:noProof/>
+        <w:lang w:eastAsia="fr-FR"/>
+      </w:rPr>
+      <mc:AlternateContent>
+        <mc:Choice Requires="wps">
+          <w:drawing>
+            <wp:anchor distT="0" distB="0" distL="114300" distR="114300" simplePos="0" relativeHeight="251659264" behindDoc="0" locked="0" layoutInCell="0" allowOverlap="1" wp14:anchorId="33441EB5" wp14:editId="35F848E7">
+              <wp:simplePos x="0" y="0"/>
+              <wp:positionH relativeFrom="margin">
+                <wp:posOffset>6124575</wp:posOffset>
+              </wp:positionH>
+              <wp:positionV relativeFrom="margin">
+                <wp:align>bottom</wp:align>
+              </wp:positionV>
+              <wp:extent cx="519430" cy="2183130"/>
+              <wp:effectExtent l="0" t="0" r="0" b="0"/>
+              <wp:wrapNone/>
+              <wp:docPr id="573" name="Rectangle 3"/>
+              <wp:cNvGraphicFramePr>
+                <a:graphicFrameLocks xmlns:a="http://schemas.openxmlformats.org/drawingml/2006/main"/>
+              </wp:cNvGraphicFramePr>
+              <a:graphic xmlns:a="http://schemas.openxmlformats.org/drawingml/2006/main">
+                <a:graphicData uri="http://schemas.microsoft.com/office/word/2010/wordprocessingShape">
+                  <wps:wsp>
+                    <wps:cNvSpPr>
+                      <a:spLocks noChangeArrowheads="1"/>
+                    </wps:cNvSpPr>
+                    <wps:spPr bwMode="auto">
+                      <a:xfrm>
+                        <a:off x="0" y="0"/>
+                        <a:ext cx="519430" cy="2183130"/>
+                      </a:xfrm>
+                      <a:prstGeom prst="rect">
+                        <a:avLst/>
+                      </a:prstGeom>
+                      <a:noFill/>
+                      <a:extLst>
+                        <a:ext uri="{909E8E84-426E-40DD-AFC4-6F175D3DCCD1}">
+                          <a14:hiddenFill xmlns:a14="http://schemas.microsoft.com/office/drawing/2010/main">
+                            <a:solidFill>
+                              <a:srgbClr val="FFFFFF"/>
+                            </a:solidFill>
+                          </a14:hiddenFill>
+                        </a:ext>
+                        <a:ext uri="{91240B29-F687-4F45-9708-019B960494DF}">
+                          <a14:hiddenLine xmlns:a14="http://schemas.microsoft.com/office/drawing/2010/main" w="9525">
+                            <a:solidFill>
+                              <a:srgbClr val="000000"/>
+                            </a:solidFill>
+                            <a:miter lim="800000"/>
+                            <a:headEnd/>
+                            <a:tailEnd/>
+                          </a14:hiddenLine>
+                        </a:ext>
+                      </a:extLst>
+                    </wps:spPr>
+                    <wps:txbx>
+                      <w:txbxContent>
+                        <w:p>
+                          <w:pPr>
+                            <w:pStyle w:val="Pieddepage"/>
+                            <w:rPr>
+                              <w:rFonts w:asciiTheme="majorHAnsi" w:eastAsiaTheme="majorEastAsia" w:hAnsiTheme="majorHAnsi" w:cstheme="majorBidi"/>
+                              <w:sz w:val="44"/>
+                              <w:szCs w:val="44"/>
+                            </w:rPr>
+                          </w:pPr>
+                          <w:r>
+                            <w:rPr>
+                              <w:rFonts w:asciiTheme="majorHAnsi" w:eastAsiaTheme="majorEastAsia" w:hAnsiTheme="majorHAnsi" w:cstheme="majorBidi"/>
+                            </w:rPr>
+                            <w:t>Page</w:t>
+                          </w:r>
+                          <w:r>
+                            <w:rPr>
+                              <w:rFonts w:asciiTheme="minorHAnsi" w:eastAsiaTheme="minorEastAsia" w:hAnsiTheme="minorHAnsi"/>
+                              <w:szCs w:val="21"/>
+                            </w:rPr>
+                            <w:fldChar w:fldCharType="begin"/>
+                          </w:r>
+                          <w:r>
+                            <w:instrText>PAGE    \* MERGEFORMAT</w:instrText>
+                          </w:r>
+                          <w:r>
+                            <w:rPr>
+                              <w:rFonts w:asciiTheme="minorHAnsi" w:eastAsiaTheme="minorEastAsia" w:hAnsiTheme="minorHAnsi"/>
+                              <w:szCs w:val="21"/>
+                            </w:rPr>
+                            <w:fldChar w:fldCharType="separate"/>
+                          </w:r>
+                          <w:r>
+                            <w:rPr>
+                              <w:rFonts w:asciiTheme="majorHAnsi" w:eastAsiaTheme="majorEastAsia" w:hAnsiTheme="majorHAnsi" w:cstheme="majorBidi"/>
+                              <w:noProof/>
+                              <w:sz w:val="44"/>
+                              <w:szCs w:val="44"/>
+                            </w:rPr>
+                            <w:t>2</w:t>
+                          </w:r>
+                          <w:r>
+                            <w:rPr>
+                              <w:rFonts w:asciiTheme="majorHAnsi" w:eastAsiaTheme="majorEastAsia" w:hAnsiTheme="majorHAnsi" w:cstheme="majorBidi"/>
+                              <w:sz w:val="44"/>
+                              <w:szCs w:val="44"/>
+                            </w:rPr>
+                            <w:fldChar w:fldCharType="end"/>
+                          </w:r>
+                        </w:p>
+                      </w:txbxContent>
+                    </wps:txbx>
+                    <wps:bodyPr rot="0" vert="vert270" wrap="square" lIns="91440" tIns="45720" rIns="91440" bIns="45720" anchor="ctr" anchorCtr="0" upright="1">
+                      <a:spAutoFit/>
+                    </wps:bodyPr>
+                  </wps:wsp>
+                </a:graphicData>
+              </a:graphic>
+              <wp14:sizeRelH relativeFrom="page">
+                <wp14:pctWidth>0</wp14:pctWidth>
+              </wp14:sizeRelH>
+              <wp14:sizeRelV relativeFrom="page">
+                <wp14:pctHeight>0</wp14:pctHeight>
+              </wp14:sizeRelV>
+            </wp:anchor>
+          </w:drawing>
+        </mc:Choice>
+        <mc:Fallback>
+          <w:pict>
+            <v:rect w14:anchorId="33441EB5" id="Rectangle 3" o:spid="_x0000_s1028" style="position:absolute;margin-left:482.25pt;margin-top:0;width:40.9pt;height:171.9pt;z-index:251659264;visibility:visible;mso-wrap-style:square;mso-width-percent:0;mso-height-percent:0;mso-wrap-distance-left:9pt;mso-wrap-distance-top:0;mso-wrap-distance-right:9pt;mso-wrap-distance-bottom:0;mso-position-horizontal:absolute;mso-position-horizontal-relative:margin;mso-position-vertical:bottom;mso-position-vertical-relative:margin;mso-width-percent:0;mso-height-percent:0;mso-width-relative:page;mso-height-relative:page;v-text-anchor:middle" o:gfxdata="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" o:allowincell="f" filled="f" stroked="f">
+              <v:textbox style="layout-flow:vertical;mso-layout-flow-alt:bottom-to-top;mso-fit-shape-to-text:t">
+                <w:txbxContent>
+                  <w:p>
+                    <w:pPr>
+                      <w:pStyle w:val="Pieddepage"/>
+                      <w:rPr>
+                        <w:rFonts w:asciiTheme="majorHAnsi" w:eastAsiaTheme="majorEastAsia" w:hAnsiTheme="majorHAnsi" w:cstheme="majorBidi"/>
+                        <w:sz w:val="44"/>
+                        <w:szCs w:val="44"/>
+                      </w:rPr>
+                    </w:pPr>
+                    <w:r>
+                      <w:rPr>
+                        <w:rFonts w:asciiTheme="majorHAnsi" w:eastAsiaTheme="majorEastAsia" w:hAnsiTheme="majorHAnsi" w:cstheme="majorBidi"/>
+                      </w:rPr>
+                      <w:t>Page</w:t>
+                    </w:r>
+                    <w:r>
+                      <w:rPr>
+                        <w:rFonts w:asciiTheme="minorHAnsi" w:eastAsiaTheme="minorEastAsia" w:hAnsiTheme="minorHAnsi"/>
+                        <w:szCs w:val="21"/>
+                      </w:rPr>
+                      <w:fldChar w:fldCharType="begin"/>
+                    </w:r>
+                    <w:r>
+                      <w:instrText>PAGE    \* MERGEFORMAT</w:instrText>
+                    </w:r>
+                    <w:r>
+                      <w:rPr>
+                        <w:rFonts w:asciiTheme="minorHAnsi" w:eastAsiaTheme="minorEastAsia" w:hAnsiTheme="minorHAnsi"/>
+                        <w:szCs w:val="21"/>
+                      </w:rPr>
+                      <w:fldChar w:fldCharType="separate"/>
+                    </w:r>
+                    <w:r>
+                      <w:rPr>
+                        <w:rFonts w:asciiTheme="majorHAnsi" w:eastAsiaTheme="majorEastAsia" w:hAnsiTheme="majorHAnsi" w:cstheme="majorBidi"/>
+                        <w:noProof/>
+                        <w:sz w:val="44"/>
+                        <w:szCs w:val="44"/>
+                      </w:rPr>
+                      <w:t>2</w:t>
+                    </w:r>
+                    <w:r>
+                      <w:rPr>
+                        <w:rFonts w:asciiTheme="majorHAnsi" w:eastAsiaTheme="majorEastAsia" w:hAnsiTheme="majorHAnsi" w:cstheme="majorBidi"/>
+                        <w:sz w:val="44"/>
+                        <w:szCs w:val="44"/>
+                      </w:rPr>
+                      <w:fldChar w:fldCharType="end"/>
+                    </w:r>
+                  </w:p>
+                </w:txbxContent>
+              </v:textbox>
+              <w10:wrap anchorx="margin" anchory="margin"/>
+            </v:rect>
+          </w:pict>
+        </mc:Fallback>
+      </mc:AlternateContent>
+    </w:r>
+  </w:p>
+</w:ftr>
+</file>
+
+<file path=word/footer2.xml><?xml version="1.0" encoding="utf-8"?>
 <w:ftr xmlns:wpc="http://schemas.microsoft.com/office/word/2010/wordprocessingCanvas" xmlns:cx="http://schemas.microsoft.com/office/drawing/2014/chartex" xmlns:cx1="http://schemas.microsoft.com/office/drawing/2015/9/8/chartex" xmlns:cx2="http://schemas.microsoft.com/office/drawing/2015/10/21/chartex" xmlns:cx3="http://schemas.microsoft.com/office/drawing/2016/5/9/chartex" xmlns:cx4="http://schemas.microsoft.com/office/drawing/2016/5/10/chartex" xmlns:cx5="http://schemas.microsoft.com/office/drawing/2016/5/11/chartex" xmlns:cx6="http://schemas.microsoft.com/office/drawing/2016/5/12/chartex" xmlns:cx7="http://schemas.microsoft.com/office/drawing/2016/5/13/chartex" xmlns:cx8="http://schemas.microsoft.com/office/drawing/2016/5/14/chartex" xmlns:mc="http://schemas.openxmlformats.org/markup-compatibility/2006" xmlns:aink="http://schemas.microsoft.com/office/drawing/2016/ink" xmlns:am3d="http://schemas.microsoft.com/office/drawing/2017/model3d" xmlns:o="urn:schemas-microsoft-com:office:office" xmlns:oel="http://schemas.microsoft.com/office/2019/extlst" xmlns:r="http://schemas.openxmlformats.org/officeDocument/2006/relationships" xmlns:m="http://schemas.openxmlformats.org/officeDocument/2006/math" xmlns:v="urn:schemas-microsoft-com:vml" xmlns:wp14="http://schemas.microsoft.com/office/word/2010/wordprocessingDrawing" xmlns:wp="http://schemas.openxmlformats.org/drawingml/2006/wordprocessingDrawing" xmlns:w10="urn:schemas-microsoft-com:office:word" xmlns:w="http://schemas.openxmlformats.org/wordprocessingml/2006/main" xmlns:w14="http://schemas.microsoft.com/office/word/2010/wordml" xmlns:w15="http://schemas.microsoft.com/office/word/2012/wordml" xmlns:w16cex="http://schemas.microsoft.com/office/word/2018/wordml/cex" xmlns:w16cid="http://schemas.microsoft.com/office/word/2016/wordml/cid" xmlns:w16="http://schemas.microsoft.com/office/word/2018/wordml" xmlns:w16sdtdh="http://schemas.microsoft.com/office/word/2020/wordml/sdtdatahash" xmlns:w16se="http://schemas.microsoft.com/office/word/2015/wordml/symex" xmlns:wpg="http://schemas.microsoft.com/office/word/2010/wordprocessingGroup" xmlns:wpi="http://schemas.microsoft.com/office/word/2010/wordprocessingInk" xmlns:wne="http://schemas.microsoft.com/office/word/2006/wordml" xmlns:wps="http://schemas.microsoft.com/office/word/2010/wordprocessingShape" mc:Ignorable="w14 w15 w16se w16cid w16 w16cex w16sdtdh wp14">
   <w:p>
     <w:pPr>
@@ -2453,7 +3900,7 @@
         </mc:Choice>
         <mc:Fallback>
           <w:pict>
-            <v:rect w14:anchorId="52A2AE83" id="_x0000_s1028" style="position:absolute;margin-left:-18.95pt;margin-top:0;width:40.9pt;height:171.9pt;z-index:251663360;visibility:visible;mso-wrap-style:square;mso-width-percent:0;mso-height-percent:0;mso-wrap-distance-left:9pt;mso-wrap-distance-top:0;mso-wrap-distance-right:9pt;mso-wrap-distance-bottom:0;mso-position-horizontal:absolute;mso-position-horizontal-relative:right-margin-area;mso-position-vertical:bottom;mso-position-vertical-relative:margin;mso-width-percent:0;mso-height-percent:0;mso-width-relative:page;mso-height-relative:page;v-text-anchor:middle" o:gfxdata="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" o:allowincell="f" filled="f" stroked="f">
+            <v:rect w14:anchorId="52A2AE83" id="_x0000_s1029" style="position:absolute;margin-left:-18.95pt;margin-top:0;width:40.9pt;height:171.9pt;z-index:251663360;visibility:visible;mso-wrap-style:square;mso-width-percent:0;mso-height-percent:0;mso-wrap-distance-left:9pt;mso-wrap-distance-top:0;mso-wrap-distance-right:9pt;mso-wrap-distance-bottom:0;mso-position-horizontal:absolute;mso-position-horizontal-relative:right-margin-area;mso-position-vertical:bottom;mso-position-vertical-relative:margin;mso-width-percent:0;mso-height-percent:0;mso-width-relative:page;mso-height-relative:page;v-text-anchor:middle" o:gfxdata="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" o:allowincell="f" filled="f" stroked="f">
               <v:textbox style="layout-flow:vertical;mso-layout-flow-alt:bottom-to-top;mso-fit-shape-to-text:t">
                 <w:txbxContent>
                   <w:p>
@@ -2558,196 +4005,6 @@
         <w:pPr>
           <w:pStyle w:val="En-tte"/>
         </w:pPr>
-        <w:r>
-          <w:rPr>
-            <w:noProof/>
-            <w:lang w:eastAsia="fr-FR"/>
-          </w:rPr>
-          <mc:AlternateContent>
-            <mc:Choice Requires="wps">
-              <w:drawing>
-                <wp:anchor distT="0" distB="0" distL="114300" distR="114300" simplePos="0" relativeHeight="251659264" behindDoc="0" locked="0" layoutInCell="0" allowOverlap="1" wp14:anchorId="33441EB5" wp14:editId="575AD4CD">
-                  <wp:simplePos x="0" y="0"/>
-                  <wp:positionH relativeFrom="rightMargin">
-                    <wp:align>center</wp:align>
-                  </wp:positionH>
-                  <wp:positionV relativeFrom="margin">
-                    <wp:align>bottom</wp:align>
-                  </wp:positionV>
-                  <wp:extent cx="519430" cy="2183130"/>
-                  <wp:effectExtent l="0" t="0" r="0" b="0"/>
-                  <wp:wrapNone/>
-                  <wp:docPr id="573" name="Rectangle 3"/>
-                  <wp:cNvGraphicFramePr>
-                    <a:graphicFrameLocks xmlns:a="http://schemas.openxmlformats.org/drawingml/2006/main"/>
-                  </wp:cNvGraphicFramePr>
-                  <a:graphic xmlns:a="http://schemas.openxmlformats.org/drawingml/2006/main">
-                    <a:graphicData uri="http://schemas.microsoft.com/office/word/2010/wordprocessingShape">
-                      <wps:wsp>
-                        <wps:cNvSpPr>
-                          <a:spLocks noChangeArrowheads="1"/>
-                        </wps:cNvSpPr>
-                        <wps:spPr bwMode="auto">
-                          <a:xfrm>
-                            <a:off x="0" y="0"/>
-                            <a:ext cx="519430" cy="2183130"/>
-                          </a:xfrm>
-                          <a:prstGeom prst="rect">
-                            <a:avLst/>
-                          </a:prstGeom>
-                          <a:noFill/>
-                          <a:extLst>
-                            <a:ext uri="{909E8E84-426E-40DD-AFC4-6F175D3DCCD1}">
-                              <a14:hiddenFill xmlns:a14="http://schemas.microsoft.com/office/drawing/2010/main">
-                                <a:solidFill>
-                                  <a:srgbClr val="FFFFFF"/>
-                                </a:solidFill>
-                              </a14:hiddenFill>
-                            </a:ext>
-                            <a:ext uri="{91240B29-F687-4F45-9708-019B960494DF}">
-                              <a14:hiddenLine xmlns:a14="http://schemas.microsoft.com/office/drawing/2010/main" w="9525">
-                                <a:solidFill>
-                                  <a:srgbClr val="000000"/>
-                                </a:solidFill>
-                                <a:miter lim="800000"/>
-                                <a:headEnd/>
-                                <a:tailEnd/>
-                              </a14:hiddenLine>
-                            </a:ext>
-                          </a:extLst>
-                        </wps:spPr>
-                        <wps:txbx>
-                          <w:txbxContent>
-                            <w:p>
-                              <w:pPr>
-                                <w:pStyle w:val="Pieddepage"/>
-                                <w:rPr>
-                                  <w:rFonts w:asciiTheme="majorHAnsi" w:eastAsiaTheme="majorEastAsia" w:hAnsiTheme="majorHAnsi" w:cstheme="majorBidi"/>
-                                  <w:sz w:val="44"/>
-                                  <w:szCs w:val="44"/>
-                                </w:rPr>
-                              </w:pPr>
-                              <w:r>
-                                <w:rPr>
-                                  <w:rFonts w:asciiTheme="majorHAnsi" w:eastAsiaTheme="majorEastAsia" w:hAnsiTheme="majorHAnsi" w:cstheme="majorBidi"/>
-                                </w:rPr>
-                                <w:t>Page</w:t>
-                              </w:r>
-                              <w:r>
-                                <w:rPr>
-                                  <w:rFonts w:asciiTheme="minorHAnsi" w:eastAsiaTheme="minorEastAsia" w:hAnsiTheme="minorHAnsi"/>
-                                  <w:szCs w:val="21"/>
-                                </w:rPr>
-                                <w:fldChar w:fldCharType="begin"/>
-                              </w:r>
-                              <w:r>
-                                <w:instrText>PAGE    \* MERGEFORMAT</w:instrText>
-                              </w:r>
-                              <w:r>
-                                <w:rPr>
-                                  <w:rFonts w:asciiTheme="minorHAnsi" w:eastAsiaTheme="minorEastAsia" w:hAnsiTheme="minorHAnsi"/>
-                                  <w:szCs w:val="21"/>
-                                </w:rPr>
-                                <w:fldChar w:fldCharType="separate"/>
-                              </w:r>
-                              <w:r>
-                                <w:rPr>
-                                  <w:rFonts w:asciiTheme="majorHAnsi" w:eastAsiaTheme="majorEastAsia" w:hAnsiTheme="majorHAnsi" w:cstheme="majorBidi"/>
-                                  <w:noProof/>
-                                  <w:sz w:val="44"/>
-                                  <w:szCs w:val="44"/>
-                                </w:rPr>
-                                <w:t>2</w:t>
-                              </w:r>
-                              <w:r>
-                                <w:rPr>
-                                  <w:rFonts w:asciiTheme="majorHAnsi" w:eastAsiaTheme="majorEastAsia" w:hAnsiTheme="majorHAnsi" w:cstheme="majorBidi"/>
-                                  <w:sz w:val="44"/>
-                                  <w:szCs w:val="44"/>
-                                </w:rPr>
-                                <w:fldChar w:fldCharType="end"/>
-                              </w:r>
-                            </w:p>
-                          </w:txbxContent>
-                        </wps:txbx>
-                        <wps:bodyPr rot="0" vert="vert270" wrap="square" lIns="91440" tIns="45720" rIns="91440" bIns="45720" anchor="ctr" anchorCtr="0" upright="1">
-                          <a:spAutoFit/>
-                        </wps:bodyPr>
-                      </wps:wsp>
-                    </a:graphicData>
-                  </a:graphic>
-                  <wp14:sizeRelH relativeFrom="page">
-                    <wp14:pctWidth>0</wp14:pctWidth>
-                  </wp14:sizeRelH>
-                  <wp14:sizeRelV relativeFrom="page">
-                    <wp14:pctHeight>0</wp14:pctHeight>
-                  </wp14:sizeRelV>
-                </wp:anchor>
-              </w:drawing>
-            </mc:Choice>
-            <mc:Fallback>
-              <w:pict>
-                <v:rect w14:anchorId="33441EB5" id="Rectangle 3" o:spid="_x0000_s1027" style="position:absolute;margin-left:0;margin-top:0;width:40.9pt;height:171.9pt;z-index:251659264;visibility:visible;mso-wrap-style:square;mso-width-percent:0;mso-height-percent:0;mso-wrap-distance-left:9pt;mso-wrap-distance-top:0;mso-wrap-distance-right:9pt;mso-wrap-distance-bottom:0;mso-position-horizontal:center;mso-position-horizontal-relative:right-margin-area;mso-position-vertical:bottom;mso-position-vertical-relative:margin;mso-width-percent:0;mso-height-percent:0;mso-width-relative:page;mso-height-relative:page;v-text-anchor:middle" o:gfxdata="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" o:allowincell="f" filled="f" stroked="f">
-                  <v:textbox style="layout-flow:vertical;mso-layout-flow-alt:bottom-to-top;mso-fit-shape-to-text:t">
-                    <w:txbxContent>
-                      <w:p>
-                        <w:pPr>
-                          <w:pStyle w:val="Pieddepage"/>
-                          <w:rPr>
-                            <w:rFonts w:asciiTheme="majorHAnsi" w:eastAsiaTheme="majorEastAsia" w:hAnsiTheme="majorHAnsi" w:cstheme="majorBidi"/>
-                            <w:sz w:val="44"/>
-                            <w:szCs w:val="44"/>
-                          </w:rPr>
-                        </w:pPr>
-                        <w:r>
-                          <w:rPr>
-                            <w:rFonts w:asciiTheme="majorHAnsi" w:eastAsiaTheme="majorEastAsia" w:hAnsiTheme="majorHAnsi" w:cstheme="majorBidi"/>
-                          </w:rPr>
-                          <w:t>Page</w:t>
-                        </w:r>
-                        <w:r>
-                          <w:rPr>
-                            <w:rFonts w:asciiTheme="minorHAnsi" w:eastAsiaTheme="minorEastAsia" w:hAnsiTheme="minorHAnsi"/>
-                            <w:szCs w:val="21"/>
-                          </w:rPr>
-                          <w:fldChar w:fldCharType="begin"/>
-                        </w:r>
-                        <w:r>
-                          <w:instrText>PAGE    \* MERGEFORMAT</w:instrText>
-                        </w:r>
-                        <w:r>
-                          <w:rPr>
-                            <w:rFonts w:asciiTheme="minorHAnsi" w:eastAsiaTheme="minorEastAsia" w:hAnsiTheme="minorHAnsi"/>
-                            <w:szCs w:val="21"/>
-                          </w:rPr>
-                          <w:fldChar w:fldCharType="separate"/>
-                        </w:r>
-                        <w:r>
-                          <w:rPr>
-                            <w:rFonts w:asciiTheme="majorHAnsi" w:eastAsiaTheme="majorEastAsia" w:hAnsiTheme="majorHAnsi" w:cstheme="majorBidi"/>
-                            <w:noProof/>
-                            <w:sz w:val="44"/>
-                            <w:szCs w:val="44"/>
-                          </w:rPr>
-                          <w:t>2</w:t>
-                        </w:r>
-                        <w:r>
-                          <w:rPr>
-                            <w:rFonts w:asciiTheme="majorHAnsi" w:eastAsiaTheme="majorEastAsia" w:hAnsiTheme="majorHAnsi" w:cstheme="majorBidi"/>
-                            <w:sz w:val="44"/>
-                            <w:szCs w:val="44"/>
-                          </w:rPr>
-                          <w:fldChar w:fldCharType="end"/>
-                        </w:r>
-                      </w:p>
-                    </w:txbxContent>
-                  </v:textbox>
-                  <w10:wrap anchorx="margin" anchory="margin"/>
-                </v:rect>
-              </w:pict>
-            </mc:Fallback>
-          </mc:AlternateContent>
-        </w:r>
       </w:p>
     </w:sdtContent>
   </w:sdt>
@@ -3079,7 +4336,7 @@
             </mc:Choice>
             <mc:Fallback>
               <w:pict>
-                <v:rect w14:anchorId="7A9327F2" id="_x0000_s1029" style="position:absolute;margin-left:0;margin-top:0;width:40.9pt;height:171.9pt;z-index:251661312;visibility:visible;mso-wrap-style:square;mso-width-percent:0;mso-height-percent:0;mso-wrap-distance-left:9pt;mso-wrap-distance-top:0;mso-wrap-distance-right:9pt;mso-wrap-distance-bottom:0;mso-position-horizontal:center;mso-position-horizontal-relative:right-margin-area;mso-position-vertical:bottom;mso-position-vertical-relative:margin;mso-width-percent:0;mso-height-percent:0;mso-width-relative:page;mso-height-relative:page;v-text-anchor:middle" o:gfxdata="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" o:allowincell="f" filled="f" stroked="f">
+                <v:rect w14:anchorId="7A9327F2" id="_x0000_s1030" style="position:absolute;margin-left:0;margin-top:0;width:40.9pt;height:171.9pt;z-index:251661312;visibility:visible;mso-wrap-style:square;mso-width-percent:0;mso-height-percent:0;mso-wrap-distance-left:9pt;mso-wrap-distance-top:0;mso-wrap-distance-right:9pt;mso-wrap-distance-bottom:0;mso-position-horizontal:center;mso-position-horizontal-relative:right-margin-area;mso-position-vertical:bottom;mso-position-vertical-relative:margin;mso-width-percent:0;mso-height-percent:0;mso-width-relative:page;mso-height-relative:page;v-text-anchor:middle" o:gfxdata="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" o:allowincell="f" filled="f" stroked="f">
                   <v:textbox style="layout-flow:vertical;mso-layout-flow-alt:bottom-to-top;mso-fit-shape-to-text:t">
                     <w:txbxContent>
                       <w:p>
@@ -3466,6 +4723,119 @@
     </w:lvl>
   </w:abstractNum>
   <w:abstractNum w:abstractNumId="3" w15:restartNumberingAfterBreak="0">
+    <w:nsid w:val="2E81591B"/>
+    <w:multiLevelType w:val="hybridMultilevel"/>
+    <w:tmpl w:val="4702A6DA"/>
+    <w:lvl w:ilvl="0" w:tplc="040C0001">
+      <w:start w:val="1"/>
+      <w:numFmt w:val="bullet"/>
+      <w:lvlText w:val=""/>
+      <w:lvlJc w:val="left"/>
+      <w:pPr>
+        <w:ind w:left="720" w:hanging="360"/>
+      </w:pPr>
+      <w:rPr>
+        <w:rFonts w:ascii="Symbol" w:hAnsi="Symbol" w:hint="default"/>
+      </w:rPr>
+    </w:lvl>
+    <w:lvl w:ilvl="1" w:tplc="040C0003" w:tentative="1">
+      <w:start w:val="1"/>
+      <w:numFmt w:val="bullet"/>
+      <w:lvlText w:val="o"/>
+      <w:lvlJc w:val="left"/>
+      <w:pPr>
+        <w:ind w:left="1440" w:hanging="360"/>
+      </w:pPr>
+      <w:rPr>
+        <w:rFonts w:ascii="Courier New" w:hAnsi="Courier New" w:cs="Courier New" w:hint="default"/>
+      </w:rPr>
+    </w:lvl>
+    <w:lvl w:ilvl="2" w:tplc="040C0005" w:tentative="1">
+      <w:start w:val="1"/>
+      <w:numFmt w:val="bullet"/>
+      <w:lvlText w:val=""/>
+      <w:lvlJc w:val="left"/>
+      <w:pPr>
+        <w:ind w:left="2160" w:hanging="360"/>
+      </w:pPr>
+      <w:rPr>
+        <w:rFonts w:ascii="Wingdings" w:hAnsi="Wingdings" w:hint="default"/>
+      </w:rPr>
+    </w:lvl>
+    <w:lvl w:ilvl="3" w:tplc="040C0001" w:tentative="1">
+      <w:start w:val="1"/>
+      <w:numFmt w:val="bullet"/>
+      <w:lvlText w:val=""/>
+      <w:lvlJc w:val="left"/>
+      <w:pPr>
+        <w:ind w:left="2880" w:hanging="360"/>
+      </w:pPr>
+      <w:rPr>
+        <w:rFonts w:ascii="Symbol" w:hAnsi="Symbol" w:hint="default"/>
+      </w:rPr>
+    </w:lvl>
+    <w:lvl w:ilvl="4" w:tplc="040C0003" w:tentative="1">
+      <w:start w:val="1"/>
+      <w:numFmt w:val="bullet"/>
+      <w:lvlText w:val="o"/>
+      <w:lvlJc w:val="left"/>
+      <w:pPr>
+        <w:ind w:left="3600" w:hanging="360"/>
+      </w:pPr>
+      <w:rPr>
+        <w:rFonts w:ascii="Courier New" w:hAnsi="Courier New" w:cs="Courier New" w:hint="default"/>
+      </w:rPr>
+    </w:lvl>
+    <w:lvl w:ilvl="5" w:tplc="040C0005" w:tentative="1">
+      <w:start w:val="1"/>
+      <w:numFmt w:val="bullet"/>
+      <w:lvlText w:val=""/>
+      <w:lvlJc w:val="left"/>
+      <w:pPr>
+        <w:ind w:left="4320" w:hanging="360"/>
+      </w:pPr>
+      <w:rPr>
+        <w:rFonts w:ascii="Wingdings" w:hAnsi="Wingdings" w:hint="default"/>
+      </w:rPr>
+    </w:lvl>
+    <w:lvl w:ilvl="6" w:tplc="040C0001" w:tentative="1">
+      <w:start w:val="1"/>
+      <w:numFmt w:val="bullet"/>
+      <w:lvlText w:val=""/>
+      <w:lvlJc w:val="left"/>
+      <w:pPr>
+        <w:ind w:left="5040" w:hanging="360"/>
+      </w:pPr>
+      <w:rPr>
+        <w:rFonts w:ascii="Symbol" w:hAnsi="Symbol" w:hint="default"/>
+      </w:rPr>
+    </w:lvl>
+    <w:lvl w:ilvl="7" w:tplc="040C0003" w:tentative="1">
+      <w:start w:val="1"/>
+      <w:numFmt w:val="bullet"/>
+      <w:lvlText w:val="o"/>
+      <w:lvlJc w:val="left"/>
+      <w:pPr>
+        <w:ind w:left="5760" w:hanging="360"/>
+      </w:pPr>
+      <w:rPr>
+        <w:rFonts w:ascii="Courier New" w:hAnsi="Courier New" w:cs="Courier New" w:hint="default"/>
+      </w:rPr>
+    </w:lvl>
+    <w:lvl w:ilvl="8" w:tplc="040C0005" w:tentative="1">
+      <w:start w:val="1"/>
+      <w:numFmt w:val="bullet"/>
+      <w:lvlText w:val=""/>
+      <w:lvlJc w:val="left"/>
+      <w:pPr>
+        <w:ind w:left="6480" w:hanging="360"/>
+      </w:pPr>
+      <w:rPr>
+        <w:rFonts w:ascii="Wingdings" w:hAnsi="Wingdings" w:hint="default"/>
+      </w:rPr>
+    </w:lvl>
+  </w:abstractNum>
+  <w:abstractNum w:abstractNumId="4" w15:restartNumberingAfterBreak="0">
     <w:nsid w:val="3566419A"/>
     <w:multiLevelType w:val="hybridMultilevel"/>
     <w:tmpl w:val="FA760E2C"/>
@@ -3579,7 +4949,7 @@
       </w:rPr>
     </w:lvl>
   </w:abstractNum>
-  <w:abstractNum w:abstractNumId="4" w15:restartNumberingAfterBreak="0">
+  <w:abstractNum w:abstractNumId="5" w15:restartNumberingAfterBreak="0">
     <w:nsid w:val="45FE6B5F"/>
     <w:multiLevelType w:val="hybridMultilevel"/>
     <w:tmpl w:val="5010F51E"/>
@@ -3668,7 +5038,120 @@
       </w:pPr>
     </w:lvl>
   </w:abstractNum>
-  <w:abstractNum w:abstractNumId="5" w15:restartNumberingAfterBreak="0">
+  <w:abstractNum w:abstractNumId="6" w15:restartNumberingAfterBreak="0">
+    <w:nsid w:val="4D6A1EC9"/>
+    <w:multiLevelType w:val="hybridMultilevel"/>
+    <w:tmpl w:val="0356583C"/>
+    <w:lvl w:ilvl="0" w:tplc="040C0001">
+      <w:start w:val="1"/>
+      <w:numFmt w:val="bullet"/>
+      <w:lvlText w:val=""/>
+      <w:lvlJc w:val="left"/>
+      <w:pPr>
+        <w:ind w:left="720" w:hanging="360"/>
+      </w:pPr>
+      <w:rPr>
+        <w:rFonts w:ascii="Symbol" w:hAnsi="Symbol" w:hint="default"/>
+      </w:rPr>
+    </w:lvl>
+    <w:lvl w:ilvl="1" w:tplc="040C0003" w:tentative="1">
+      <w:start w:val="1"/>
+      <w:numFmt w:val="bullet"/>
+      <w:lvlText w:val="o"/>
+      <w:lvlJc w:val="left"/>
+      <w:pPr>
+        <w:ind w:left="1440" w:hanging="360"/>
+      </w:pPr>
+      <w:rPr>
+        <w:rFonts w:ascii="Courier New" w:hAnsi="Courier New" w:cs="Courier New" w:hint="default"/>
+      </w:rPr>
+    </w:lvl>
+    <w:lvl w:ilvl="2" w:tplc="040C0005" w:tentative="1">
+      <w:start w:val="1"/>
+      <w:numFmt w:val="bullet"/>
+      <w:lvlText w:val=""/>
+      <w:lvlJc w:val="left"/>
+      <w:pPr>
+        <w:ind w:left="2160" w:hanging="360"/>
+      </w:pPr>
+      <w:rPr>
+        <w:rFonts w:ascii="Wingdings" w:hAnsi="Wingdings" w:hint="default"/>
+      </w:rPr>
+    </w:lvl>
+    <w:lvl w:ilvl="3" w:tplc="040C0001" w:tentative="1">
+      <w:start w:val="1"/>
+      <w:numFmt w:val="bullet"/>
+      <w:lvlText w:val=""/>
+      <w:lvlJc w:val="left"/>
+      <w:pPr>
+        <w:ind w:left="2880" w:hanging="360"/>
+      </w:pPr>
+      <w:rPr>
+        <w:rFonts w:ascii="Symbol" w:hAnsi="Symbol" w:hint="default"/>
+      </w:rPr>
+    </w:lvl>
+    <w:lvl w:ilvl="4" w:tplc="040C0003" w:tentative="1">
+      <w:start w:val="1"/>
+      <w:numFmt w:val="bullet"/>
+      <w:lvlText w:val="o"/>
+      <w:lvlJc w:val="left"/>
+      <w:pPr>
+        <w:ind w:left="3600" w:hanging="360"/>
+      </w:pPr>
+      <w:rPr>
+        <w:rFonts w:ascii="Courier New" w:hAnsi="Courier New" w:cs="Courier New" w:hint="default"/>
+      </w:rPr>
+    </w:lvl>
+    <w:lvl w:ilvl="5" w:tplc="040C0005" w:tentative="1">
+      <w:start w:val="1"/>
+      <w:numFmt w:val="bullet"/>
+      <w:lvlText w:val=""/>
+      <w:lvlJc w:val="left"/>
+      <w:pPr>
+        <w:ind w:left="4320" w:hanging="360"/>
+      </w:pPr>
+      <w:rPr>
+        <w:rFonts w:ascii="Wingdings" w:hAnsi="Wingdings" w:hint="default"/>
+      </w:rPr>
+    </w:lvl>
+    <w:lvl w:ilvl="6" w:tplc="040C0001" w:tentative="1">
+      <w:start w:val="1"/>
+      <w:numFmt w:val="bullet"/>
+      <w:lvlText w:val=""/>
+      <w:lvlJc w:val="left"/>
+      <w:pPr>
+        <w:ind w:left="5040" w:hanging="360"/>
+      </w:pPr>
+      <w:rPr>
+        <w:rFonts w:ascii="Symbol" w:hAnsi="Symbol" w:hint="default"/>
+      </w:rPr>
+    </w:lvl>
+    <w:lvl w:ilvl="7" w:tplc="040C0003" w:tentative="1">
+      <w:start w:val="1"/>
+      <w:numFmt w:val="bullet"/>
+      <w:lvlText w:val="o"/>
+      <w:lvlJc w:val="left"/>
+      <w:pPr>
+        <w:ind w:left="5760" w:hanging="360"/>
+      </w:pPr>
+      <w:rPr>
+        <w:rFonts w:ascii="Courier New" w:hAnsi="Courier New" w:cs="Courier New" w:hint="default"/>
+      </w:rPr>
+    </w:lvl>
+    <w:lvl w:ilvl="8" w:tplc="040C0005" w:tentative="1">
+      <w:start w:val="1"/>
+      <w:numFmt w:val="bullet"/>
+      <w:lvlText w:val=""/>
+      <w:lvlJc w:val="left"/>
+      <w:pPr>
+        <w:ind w:left="6480" w:hanging="360"/>
+      </w:pPr>
+      <w:rPr>
+        <w:rFonts w:ascii="Wingdings" w:hAnsi="Wingdings" w:hint="default"/>
+      </w:rPr>
+    </w:lvl>
+  </w:abstractNum>
+  <w:abstractNum w:abstractNumId="7" w15:restartNumberingAfterBreak="0">
     <w:nsid w:val="50E9500A"/>
     <w:multiLevelType w:val="hybridMultilevel"/>
     <w:tmpl w:val="DCD0998A"/>
@@ -3758,7 +5241,7 @@
       </w:pPr>
     </w:lvl>
   </w:abstractNum>
-  <w:abstractNum w:abstractNumId="6" w15:restartNumberingAfterBreak="0">
+  <w:abstractNum w:abstractNumId="8" w15:restartNumberingAfterBreak="0">
     <w:nsid w:val="5920710F"/>
     <w:multiLevelType w:val="hybridMultilevel"/>
     <w:tmpl w:val="95C679B8"/>
@@ -3847,7 +5330,156 @@
       </w:pPr>
     </w:lvl>
   </w:abstractNum>
-  <w:abstractNum w:abstractNumId="7" w15:restartNumberingAfterBreak="0">
+  <w:abstractNum w:abstractNumId="9" w15:restartNumberingAfterBreak="0">
+    <w:nsid w:val="74117E57"/>
+    <w:multiLevelType w:val="multilevel"/>
+    <w:tmpl w:val="45E85C74"/>
+    <w:lvl w:ilvl="0">
+      <w:start w:val="1"/>
+      <w:numFmt w:val="bullet"/>
+      <w:lvlText w:val=""/>
+      <w:lvlJc w:val="left"/>
+      <w:pPr>
+        <w:tabs>
+          <w:tab w:val="num" w:pos="720"/>
+        </w:tabs>
+        <w:ind w:left="720" w:hanging="360"/>
+      </w:pPr>
+      <w:rPr>
+        <w:rFonts w:ascii="Symbol" w:hAnsi="Symbol" w:hint="default"/>
+        <w:sz w:val="20"/>
+      </w:rPr>
+    </w:lvl>
+    <w:lvl w:ilvl="1" w:tentative="1">
+      <w:start w:val="1"/>
+      <w:numFmt w:val="bullet"/>
+      <w:lvlText w:val="o"/>
+      <w:lvlJc w:val="left"/>
+      <w:pPr>
+        <w:tabs>
+          <w:tab w:val="num" w:pos="1440"/>
+        </w:tabs>
+        <w:ind w:left="1440" w:hanging="360"/>
+      </w:pPr>
+      <w:rPr>
+        <w:rFonts w:ascii="Courier New" w:hAnsi="Courier New" w:hint="default"/>
+        <w:sz w:val="20"/>
+      </w:rPr>
+    </w:lvl>
+    <w:lvl w:ilvl="2" w:tentative="1">
+      <w:start w:val="1"/>
+      <w:numFmt w:val="bullet"/>
+      <w:lvlText w:val=""/>
+      <w:lvlJc w:val="left"/>
+      <w:pPr>
+        <w:tabs>
+          <w:tab w:val="num" w:pos="2160"/>
+        </w:tabs>
+        <w:ind w:left="2160" w:hanging="360"/>
+      </w:pPr>
+      <w:rPr>
+        <w:rFonts w:ascii="Wingdings" w:hAnsi="Wingdings" w:hint="default"/>
+        <w:sz w:val="20"/>
+      </w:rPr>
+    </w:lvl>
+    <w:lvl w:ilvl="3" w:tentative="1">
+      <w:start w:val="1"/>
+      <w:numFmt w:val="bullet"/>
+      <w:lvlText w:val=""/>
+      <w:lvlJc w:val="left"/>
+      <w:pPr>
+        <w:tabs>
+          <w:tab w:val="num" w:pos="2880"/>
+        </w:tabs>
+        <w:ind w:left="2880" w:hanging="360"/>
+      </w:pPr>
+      <w:rPr>
+        <w:rFonts w:ascii="Wingdings" w:hAnsi="Wingdings" w:hint="default"/>
+        <w:sz w:val="20"/>
+      </w:rPr>
+    </w:lvl>
+    <w:lvl w:ilvl="4" w:tentative="1">
+      <w:start w:val="1"/>
+      <w:numFmt w:val="bullet"/>
+      <w:lvlText w:val=""/>
+      <w:lvlJc w:val="left"/>
+      <w:pPr>
+        <w:tabs>
+          <w:tab w:val="num" w:pos="3600"/>
+        </w:tabs>
+        <w:ind w:left="3600" w:hanging="360"/>
+      </w:pPr>
+      <w:rPr>
+        <w:rFonts w:ascii="Wingdings" w:hAnsi="Wingdings" w:hint="default"/>
+        <w:sz w:val="20"/>
+      </w:rPr>
+    </w:lvl>
+    <w:lvl w:ilvl="5" w:tentative="1">
+      <w:start w:val="1"/>
+      <w:numFmt w:val="bullet"/>
+      <w:lvlText w:val=""/>
+      <w:lvlJc w:val="left"/>
+      <w:pPr>
+        <w:tabs>
+          <w:tab w:val="num" w:pos="4320"/>
+        </w:tabs>
+        <w:ind w:left="4320" w:hanging="360"/>
+      </w:pPr>
+      <w:rPr>
+        <w:rFonts w:ascii="Wingdings" w:hAnsi="Wingdings" w:hint="default"/>
+        <w:sz w:val="20"/>
+      </w:rPr>
+    </w:lvl>
+    <w:lvl w:ilvl="6" w:tentative="1">
+      <w:start w:val="1"/>
+      <w:numFmt w:val="bullet"/>
+      <w:lvlText w:val=""/>
+      <w:lvlJc w:val="left"/>
+      <w:pPr>
+        <w:tabs>
+          <w:tab w:val="num" w:pos="5040"/>
+        </w:tabs>
+        <w:ind w:left="5040" w:hanging="360"/>
+      </w:pPr>
+      <w:rPr>
+        <w:rFonts w:ascii="Wingdings" w:hAnsi="Wingdings" w:hint="default"/>
+        <w:sz w:val="20"/>
+      </w:rPr>
+    </w:lvl>
+    <w:lvl w:ilvl="7" w:tentative="1">
+      <w:start w:val="1"/>
+      <w:numFmt w:val="bullet"/>
+      <w:lvlText w:val=""/>
+      <w:lvlJc w:val="left"/>
+      <w:pPr>
+        <w:tabs>
+          <w:tab w:val="num" w:pos="5760"/>
+        </w:tabs>
+        <w:ind w:left="5760" w:hanging="360"/>
+      </w:pPr>
+      <w:rPr>
+        <w:rFonts w:ascii="Wingdings" w:hAnsi="Wingdings" w:hint="default"/>
+        <w:sz w:val="20"/>
+      </w:rPr>
+    </w:lvl>
+    <w:lvl w:ilvl="8" w:tentative="1">
+      <w:start w:val="1"/>
+      <w:numFmt w:val="bullet"/>
+      <w:lvlText w:val=""/>
+      <w:lvlJc w:val="left"/>
+      <w:pPr>
+        <w:tabs>
+          <w:tab w:val="num" w:pos="6480"/>
+        </w:tabs>
+        <w:ind w:left="6480" w:hanging="360"/>
+      </w:pPr>
+      <w:rPr>
+        <w:rFonts w:ascii="Wingdings" w:hAnsi="Wingdings" w:hint="default"/>
+        <w:sz w:val="20"/>
+      </w:rPr>
+    </w:lvl>
+  </w:abstractNum>
+  <w:abstractNum w:abstractNumId="10" w15:restartNumberingAfterBreak="0">
     <w:nsid w:val="76487A28"/>
     <w:multiLevelType w:val="hybridMultilevel"/>
     <w:tmpl w:val="66CABEEC"/>
@@ -3942,7 +5574,7 @@
       </w:pPr>
     </w:lvl>
   </w:abstractNum>
-  <w:abstractNum w:abstractNumId="8" w15:restartNumberingAfterBreak="0">
+  <w:abstractNum w:abstractNumId="11" w15:restartNumberingAfterBreak="0">
     <w:nsid w:val="79C25005"/>
     <w:multiLevelType w:val="multilevel"/>
     <w:tmpl w:val="25D0F8AC"/>
@@ -4092,28 +5724,28 @@
     </w:lvl>
   </w:abstractNum>
   <w:num w:numId="1" w16cid:durableId="40445244">
-    <w:abstractNumId w:val="5"/>
+    <w:abstractNumId w:val="7"/>
   </w:num>
   <w:num w:numId="2" w16cid:durableId="721758250">
-    <w:abstractNumId w:val="5"/>
+    <w:abstractNumId w:val="7"/>
     <w:lvlOverride w:ilvl="0">
       <w:startOverride w:val="1"/>
     </w:lvlOverride>
   </w:num>
   <w:num w:numId="3" w16cid:durableId="603540210">
-    <w:abstractNumId w:val="4"/>
+    <w:abstractNumId w:val="5"/>
   </w:num>
   <w:num w:numId="4" w16cid:durableId="497429296">
-    <w:abstractNumId w:val="6"/>
+    <w:abstractNumId w:val="8"/>
   </w:num>
   <w:num w:numId="5" w16cid:durableId="856965508">
-    <w:abstractNumId w:val="3"/>
+    <w:abstractNumId w:val="4"/>
   </w:num>
   <w:num w:numId="6" w16cid:durableId="1312176647">
     <w:abstractNumId w:val="0"/>
   </w:num>
   <w:num w:numId="7" w16cid:durableId="1733000998">
-    <w:abstractNumId w:val="7"/>
+    <w:abstractNumId w:val="10"/>
   </w:num>
   <w:num w:numId="8" w16cid:durableId="1964312585">
     <w:abstractNumId w:val="2"/>
@@ -4122,7 +5754,16 @@
     <w:abstractNumId w:val="1"/>
   </w:num>
   <w:num w:numId="10" w16cid:durableId="710344806">
-    <w:abstractNumId w:val="8"/>
+    <w:abstractNumId w:val="11"/>
+  </w:num>
+  <w:num w:numId="11" w16cid:durableId="836727340">
+    <w:abstractNumId w:val="9"/>
+  </w:num>
+  <w:num w:numId="12" w16cid:durableId="218831938">
+    <w:abstractNumId w:val="6"/>
+  </w:num>
+  <w:num w:numId="13" w16cid:durableId="674266962">
+    <w:abstractNumId w:val="3"/>
   </w:num>
   <w:numIdMacAtCleanup w:val="5"/>
 </w:numbering>
@@ -4526,7 +6167,7 @@
   <w:style w:type="paragraph" w:default="1" w:styleId="Normal">
     <w:name w:val="Normal"/>
     <w:qFormat/>
-    <w:rsid w:val="00B67F1F"/>
+    <w:rsid w:val="00244B99"/>
     <w:rPr>
       <w:rFonts w:ascii="Verdana" w:hAnsi="Verdana"/>
     </w:rPr>
